--- a/lessons/2-2/downloads/reveal/teacher/2.2-session-1-prerequisite-practice-b.docx
+++ b/lessons/2-2/downloads/reveal/teacher/2.2-session-1-prerequisite-practice-b.docx
@@ -15,10 +15,28 @@
         <w:rPr>
           <w:rFonts w:ascii="Avenir Next" w:hAnsi="Avenir Next" w:cs="Avenir Next" w:eastAsia="Avenir Next"/>
           <w:color w:val="1A1A1A"/>
+          <w:sz w:val="22"/>
+          <w:szCs w:val="20"/>
+        </w:rPr>
+        <w:t xml:space="preserve">Name</w:t>
+      </w:r>
+      <w:r>
+        <w:rPr>
+          <w:rFonts w:ascii="Avenir Next" w:hAnsi="Avenir Next" w:cs="Avenir Next" w:eastAsia="Avenir Next"/>
+          <w:color w:val="1A1A1A"/>
           <w:sz w:val="20"/>
           <w:szCs w:val="20"/>
         </w:rPr>
-        <w:t xml:space="preserve">Name</w:t>
+        <w:tab/>
+      </w:r>
+      <w:r>
+        <w:rPr>
+          <w:rFonts w:ascii="Avenir Next" w:hAnsi="Avenir Next" w:cs="Avenir Next" w:eastAsia="Avenir Next"/>
+          <w:color w:val="1A1A1A"/>
+          <w:sz w:val="22"/>
+          <w:szCs w:val="20"/>
+        </w:rPr>
+        <w:t xml:space="preserve">   Date</w:t>
       </w:r>
       <w:r>
         <w:rPr>
@@ -33,25 +51,7 @@
         <w:rPr>
           <w:rFonts w:ascii="Avenir Next" w:hAnsi="Avenir Next" w:cs="Avenir Next" w:eastAsia="Avenir Next"/>
           <w:color w:val="1A1A1A"/>
-          <w:sz w:val="20"/>
-          <w:szCs w:val="20"/>
-        </w:rPr>
-        <w:t xml:space="preserve">   Date</w:t>
-      </w:r>
-      <w:r>
-        <w:rPr>
-          <w:rFonts w:ascii="Avenir Next" w:hAnsi="Avenir Next" w:cs="Avenir Next" w:eastAsia="Avenir Next"/>
-          <w:color w:val="1A1A1A"/>
-          <w:sz w:val="20"/>
-          <w:szCs w:val="20"/>
-        </w:rPr>
-        <w:tab/>
-      </w:r>
-      <w:r>
-        <w:rPr>
-          <w:rFonts w:ascii="Avenir Next" w:hAnsi="Avenir Next" w:cs="Avenir Next" w:eastAsia="Avenir Next"/>
-          <w:color w:val="1A1A1A"/>
-          <w:sz w:val="20"/>
+          <w:sz w:val="22"/>
           <w:szCs w:val="20"/>
         </w:rPr>
         <w:t xml:space="preserve">   Period</w:t>
@@ -78,7 +78,7 @@
           <w:caps/>
           <w:color w:val="003A70"/>
           <w:spacing w:val="12"/>
-          <w:sz w:val="19"/>
+          <w:sz w:val="22"/>
           <w:szCs w:val="19"/>
         </w:rPr>
         <w:t xml:space="preserve">Lesson 2-2  ·  Session 1  ·  Prerequisite Practice B  ·  Skill 1 of 2</w:t>
@@ -86,6 +86,7 @@
     </w:p>
     <w:p>
       <w:pPr>
+        <w:pStyle w:val="Heading1"/>
         <w:keepNext/>
         <w:spacing w:before="0" w:after="10" w:line="240" w:lineRule="auto"/>
       </w:pPr>
@@ -111,7 +112,7 @@
         <w:rPr>
           <w:rFonts w:ascii="Avenir Next" w:hAnsi="Avenir Next" w:cs="Avenir Next" w:eastAsia="Avenir Next"/>
           <w:color w:val="5A5F66"/>
-          <w:sz w:val="17"/>
+          <w:sz w:val="22"/>
           <w:szCs w:val="17"/>
         </w:rPr>
         <w:t xml:space="preserve">Builds on Grade 4 · 4.NBT.A.2</w:t>
@@ -154,6 +155,7 @@
           </w:tcPr>
           <w:p>
             <w:pPr>
+              <w:pStyle w:val="Heading2"/>
               <w:spacing w:before="0" w:after="0" w:line="252" w:lineRule="auto"/>
             </w:pPr>
             <w:r>
@@ -183,7 +185,7 @@
               <w:rPr>
                 <w:rFonts w:ascii="Avenir Next" w:hAnsi="Avenir Next" w:cs="Avenir Next" w:eastAsia="Avenir Next"/>
                 <w:color w:val="1A1A1A"/>
-                <w:sz w:val="20"/>
+                <w:sz w:val="22"/>
                 <w:szCs w:val="20"/>
               </w:rPr>
               <w:t xml:space="preserve">You will sort values like 12, 25, and 8 into the intervals 0–9, 10–19, and 20–29.</w:t>
@@ -203,6 +205,7 @@
           </w:tcPr>
           <w:p>
             <w:pPr>
+              <w:pStyle w:val="Heading2"/>
               <w:spacing w:before="0" w:after="0" w:line="252" w:lineRule="auto"/>
             </w:pPr>
             <w:r>
@@ -232,7 +235,7 @@
               <w:rPr>
                 <w:rFonts w:ascii="Avenir Next" w:hAnsi="Avenir Next" w:cs="Avenir Next" w:eastAsia="Avenir Next"/>
                 <w:color w:val="1A1A1A"/>
-                <w:sz w:val="20"/>
+                <w:sz w:val="22"/>
                 <w:szCs w:val="20"/>
               </w:rPr>
               <w:t xml:space="preserve">Put each value into the one interval that holds it.  </w:t>
@@ -242,7 +245,7 @@
                 <w:rFonts w:ascii="Avenir Next" w:hAnsi="Avenir Next" w:cs="Avenir Next" w:eastAsia="Avenir Next"/>
                 <w:b/>
                 <w:color w:val="1A1A1A"/>
-                <w:sz w:val="20"/>
+                <w:sz w:val="22"/>
                 <w:szCs w:val="20"/>
               </w:rPr>
               <w:t xml:space="preserve">You will use it in Practice Form A, problems 1 and 5.</w:t>
@@ -253,6 +256,7 @@
     </w:tbl>
     <w:p>
       <w:pPr>
+        <w:pStyle w:val="Heading2"/>
         <w:keepNext/>
         <w:pBdr>
           <w:bottom w:val="single" w:sz="8" w:space="3" w:color="003A70"/>
@@ -268,7 +272,7 @@
           <w:b/>
           <w:color w:val="003A70"/>
           <w:spacing w:val="14"/>
-          <w:sz w:val="19"/>
+          <w:sz w:val="22"/>
           <w:szCs w:val="19"/>
         </w:rPr>
         <w:t xml:space="preserve">STEPS TO FOLLOW</w:t>
@@ -287,7 +291,7 @@
           <w:rFonts w:ascii="Avenir Next" w:hAnsi="Avenir Next" w:cs="Avenir Next" w:eastAsia="Avenir Next"/>
           <w:i/>
           <w:color w:val="5A5F66"/>
-          <w:sz w:val="17"/>
+          <w:sz w:val="22"/>
           <w:szCs w:val="17"/>
         </w:rPr>
         <w:t xml:space="preserve">use these same steps on every problem</w:t>
@@ -329,6 +333,7 @@
           </w:tcPr>
           <w:p>
             <w:pPr>
+              <w:pStyle w:val="Heading1"/>
               <w:spacing w:before="0" w:after="0" w:line="240" w:lineRule="auto"/>
               <w:jc w:val="center"/>
             </w:pPr>
@@ -357,7 +362,7 @@
               <w:rPr>
                 <w:rFonts w:ascii="Avenir Next" w:hAnsi="Avenir Next" w:cs="Avenir Next" w:eastAsia="Avenir Next"/>
                 <w:color w:val="1A1A1A"/>
-                <w:sz w:val="21"/>
+                <w:sz w:val="22"/>
                 <w:szCs w:val="21"/>
               </w:rPr>
               <w:t xml:space="preserve">Look at the </w:t>
@@ -367,7 +372,7 @@
                 <w:rFonts w:ascii="Avenir Next" w:hAnsi="Avenir Next" w:cs="Avenir Next" w:eastAsia="Avenir Next"/>
                 <w:b/>
                 <w:color w:val="1A1A1A"/>
-                <w:sz w:val="21"/>
+                <w:sz w:val="22"/>
                 <w:szCs w:val="21"/>
               </w:rPr>
               <w:t xml:space="preserve">tens</w:t>
@@ -376,7 +381,7 @@
               <w:rPr>
                 <w:rFonts w:ascii="Avenir Next" w:hAnsi="Avenir Next" w:cs="Avenir Next" w:eastAsia="Avenir Next"/>
                 <w:color w:val="1A1A1A"/>
-                <w:sz w:val="21"/>
+                <w:sz w:val="22"/>
                 <w:szCs w:val="21"/>
               </w:rPr>
               <w:t xml:space="preserve"> digit of the value.</w:t>
@@ -395,6 +400,7 @@
           </w:tcPr>
           <w:p>
             <w:pPr>
+              <w:pStyle w:val="Heading1"/>
               <w:spacing w:before="0" w:after="0" w:line="240" w:lineRule="auto"/>
               <w:jc w:val="center"/>
             </w:pPr>
@@ -423,7 +429,7 @@
               <w:rPr>
                 <w:rFonts w:ascii="Avenir Next" w:hAnsi="Avenir Next" w:cs="Avenir Next" w:eastAsia="Avenir Next"/>
                 <w:color w:val="1A1A1A"/>
-                <w:sz w:val="21"/>
+                <w:sz w:val="22"/>
                 <w:szCs w:val="21"/>
               </w:rPr>
               <w:t xml:space="preserve">Find the interval that </w:t>
@@ -433,7 +439,7 @@
                 <w:rFonts w:ascii="Avenir Next" w:hAnsi="Avenir Next" w:cs="Avenir Next" w:eastAsia="Avenir Next"/>
                 <w:b/>
                 <w:color w:val="1A1A1A"/>
-                <w:sz w:val="21"/>
+                <w:sz w:val="22"/>
                 <w:szCs w:val="21"/>
               </w:rPr>
               <w:t xml:space="preserve">starts</w:t>
@@ -442,7 +448,7 @@
               <w:rPr>
                 <w:rFonts w:ascii="Avenir Next" w:hAnsi="Avenir Next" w:cs="Avenir Next" w:eastAsia="Avenir Next"/>
                 <w:color w:val="1A1A1A"/>
-                <w:sz w:val="21"/>
+                <w:sz w:val="22"/>
                 <w:szCs w:val="21"/>
               </w:rPr>
               <w:t xml:space="preserve"> with those tens.</w:t>
@@ -461,6 +467,7 @@
           </w:tcPr>
           <w:p>
             <w:pPr>
+              <w:pStyle w:val="Heading1"/>
               <w:spacing w:before="0" w:after="0" w:line="240" w:lineRule="auto"/>
               <w:jc w:val="center"/>
             </w:pPr>
@@ -489,7 +496,7 @@
               <w:rPr>
                 <w:rFonts w:ascii="Avenir Next" w:hAnsi="Avenir Next" w:cs="Avenir Next" w:eastAsia="Avenir Next"/>
                 <w:color w:val="1A1A1A"/>
-                <w:sz w:val="21"/>
+                <w:sz w:val="22"/>
                 <w:szCs w:val="21"/>
               </w:rPr>
               <w:t xml:space="preserve">Check: the value is </w:t>
@@ -499,7 +506,7 @@
                 <w:rFonts w:ascii="Avenir Next" w:hAnsi="Avenir Next" w:cs="Avenir Next" w:eastAsia="Avenir Next"/>
                 <w:b/>
                 <w:color w:val="1A1A1A"/>
-                <w:sz w:val="21"/>
+                <w:sz w:val="22"/>
                 <w:szCs w:val="21"/>
               </w:rPr>
               <w:t xml:space="preserve">between</w:t>
@@ -508,7 +515,7 @@
               <w:rPr>
                 <w:rFonts w:ascii="Avenir Next" w:hAnsi="Avenir Next" w:cs="Avenir Next" w:eastAsia="Avenir Next"/>
                 <w:color w:val="1A1A1A"/>
-                <w:sz w:val="21"/>
+                <w:sz w:val="22"/>
                 <w:szCs w:val="21"/>
               </w:rPr>
               <w:t xml:space="preserve"> the two ends.</w:t>
@@ -519,6 +526,7 @@
     </w:tbl>
     <w:p>
       <w:pPr>
+        <w:pStyle w:val="Heading2"/>
         <w:keepNext/>
         <w:pBdr>
           <w:bottom w:val="single" w:sz="8" w:space="3" w:color="003A70"/>
@@ -534,7 +542,7 @@
           <w:b/>
           <w:color w:val="003A70"/>
           <w:spacing w:val="14"/>
-          <w:sz w:val="19"/>
+          <w:sz w:val="22"/>
           <w:szCs w:val="19"/>
         </w:rPr>
         <w:t xml:space="preserve">WATCH ME</w:t>
@@ -553,7 +561,7 @@
           <w:rFonts w:ascii="Avenir Next" w:hAnsi="Avenir Next" w:cs="Avenir Next" w:eastAsia="Avenir Next"/>
           <w:i/>
           <w:color w:val="5A5F66"/>
-          <w:sz w:val="17"/>
+          <w:sz w:val="22"/>
           <w:szCs w:val="17"/>
         </w:rPr>
         <w:t xml:space="preserve">the steps in action</w:t>
@@ -568,7 +576,7 @@
           <w:rFonts w:ascii="Avenir Next" w:hAnsi="Avenir Next" w:cs="Avenir Next" w:eastAsia="Avenir Next"/>
           <w:b/>
           <w:color w:val="1A1A1A"/>
-          <w:sz w:val="21"/>
+          <w:sz w:val="22"/>
           <w:szCs w:val="21"/>
         </w:rPr>
         <w:t xml:space="preserve">Which interval holds 29: 20–29 or 30–39?</w:t>
@@ -587,25 +595,25 @@
           <w:rFonts w:ascii="Avenir Next" w:hAnsi="Avenir Next" w:cs="Avenir Next" w:eastAsia="Avenir Next"/>
           <w:b/>
           <w:color w:val="003A70"/>
+          <w:sz w:val="22"/>
+          <w:szCs w:val="19"/>
+        </w:rPr>
+        <w:t xml:space="preserve">Step 1</w:t>
+      </w:r>
+      <w:r>
+        <w:rPr>
+          <w:rFonts w:ascii="Avenir Next" w:hAnsi="Avenir Next" w:cs="Avenir Next" w:eastAsia="Avenir Next"/>
+          <w:color w:val="1A1A1A"/>
           <w:sz w:val="19"/>
           <w:szCs w:val="19"/>
         </w:rPr>
-        <w:t xml:space="preserve">Step 1</w:t>
-      </w:r>
-      <w:r>
-        <w:rPr>
-          <w:rFonts w:ascii="Avenir Next" w:hAnsi="Avenir Next" w:cs="Avenir Next" w:eastAsia="Avenir Next"/>
-          <w:color w:val="1A1A1A"/>
-          <w:sz w:val="19"/>
-          <w:szCs w:val="19"/>
-        </w:rPr>
         <w:tab/>
       </w:r>
       <w:r>
         <w:rPr>
           <w:rFonts w:ascii="Avenir Next" w:hAnsi="Avenir Next" w:cs="Avenir Next" w:eastAsia="Avenir Next"/>
           <w:color w:val="1A1A1A"/>
-          <w:sz w:val="21"/>
+          <w:sz w:val="22"/>
           <w:szCs w:val="21"/>
         </w:rPr>
         <w:t xml:space="preserve">The tens digit is 2.</w:t>
@@ -624,25 +632,25 @@
           <w:rFonts w:ascii="Avenir Next" w:hAnsi="Avenir Next" w:cs="Avenir Next" w:eastAsia="Avenir Next"/>
           <w:b/>
           <w:color w:val="003A70"/>
+          <w:sz w:val="22"/>
+          <w:szCs w:val="19"/>
+        </w:rPr>
+        <w:t xml:space="preserve">Step 2</w:t>
+      </w:r>
+      <w:r>
+        <w:rPr>
+          <w:rFonts w:ascii="Avenir Next" w:hAnsi="Avenir Next" w:cs="Avenir Next" w:eastAsia="Avenir Next"/>
+          <w:color w:val="1A1A1A"/>
           <w:sz w:val="19"/>
           <w:szCs w:val="19"/>
         </w:rPr>
-        <w:t xml:space="preserve">Step 2</w:t>
-      </w:r>
-      <w:r>
-        <w:rPr>
-          <w:rFonts w:ascii="Avenir Next" w:hAnsi="Avenir Next" w:cs="Avenir Next" w:eastAsia="Avenir Next"/>
-          <w:color w:val="1A1A1A"/>
-          <w:sz w:val="19"/>
-          <w:szCs w:val="19"/>
-        </w:rPr>
         <w:tab/>
       </w:r>
       <w:r>
         <w:rPr>
           <w:rFonts w:ascii="Avenir Next" w:hAnsi="Avenir Next" w:cs="Avenir Next" w:eastAsia="Avenir Next"/>
           <w:color w:val="1A1A1A"/>
-          <w:sz w:val="21"/>
+          <w:sz w:val="22"/>
           <w:szCs w:val="21"/>
         </w:rPr>
         <w:t xml:space="preserve">20–29 starts with 2 tens.</w:t>
@@ -661,25 +669,25 @@
           <w:rFonts w:ascii="Avenir Next" w:hAnsi="Avenir Next" w:cs="Avenir Next" w:eastAsia="Avenir Next"/>
           <w:b/>
           <w:color w:val="003A70"/>
+          <w:sz w:val="22"/>
+          <w:szCs w:val="19"/>
+        </w:rPr>
+        <w:t xml:space="preserve">Step 3</w:t>
+      </w:r>
+      <w:r>
+        <w:rPr>
+          <w:rFonts w:ascii="Avenir Next" w:hAnsi="Avenir Next" w:cs="Avenir Next" w:eastAsia="Avenir Next"/>
+          <w:color w:val="1A1A1A"/>
           <w:sz w:val="19"/>
           <w:szCs w:val="19"/>
         </w:rPr>
-        <w:t xml:space="preserve">Step 3</w:t>
-      </w:r>
-      <w:r>
-        <w:rPr>
-          <w:rFonts w:ascii="Avenir Next" w:hAnsi="Avenir Next" w:cs="Avenir Next" w:eastAsia="Avenir Next"/>
-          <w:color w:val="1A1A1A"/>
-          <w:sz w:val="19"/>
-          <w:szCs w:val="19"/>
-        </w:rPr>
         <w:tab/>
       </w:r>
       <w:r>
         <w:rPr>
           <w:rFonts w:ascii="Avenir Next" w:hAnsi="Avenir Next" w:cs="Avenir Next" w:eastAsia="Avenir Next"/>
           <w:color w:val="1A1A1A"/>
-          <w:sz w:val="21"/>
+          <w:sz w:val="22"/>
           <w:szCs w:val="21"/>
         </w:rPr>
         <w:t xml:space="preserve">29 is between 20 and 29. It fits.</w:t>
@@ -698,18 +706,18 @@
           <w:rFonts w:ascii="Avenir Next" w:hAnsi="Avenir Next" w:cs="Avenir Next" w:eastAsia="Avenir Next"/>
           <w:b/>
           <w:color w:val="1A1A1A"/>
+          <w:sz w:val="22"/>
+          <w:szCs w:val="21"/>
+        </w:rPr>
+        <w:t xml:space="preserve">Answer</w:t>
+      </w:r>
+      <w:r>
+        <w:rPr>
+          <w:rFonts w:ascii="Avenir Next" w:hAnsi="Avenir Next" w:cs="Avenir Next" w:eastAsia="Avenir Next"/>
+          <w:color w:val="1A1A1A"/>
           <w:sz w:val="21"/>
           <w:szCs w:val="21"/>
         </w:rPr>
-        <w:t xml:space="preserve">Answer</w:t>
-      </w:r>
-      <w:r>
-        <w:rPr>
-          <w:rFonts w:ascii="Avenir Next" w:hAnsi="Avenir Next" w:cs="Avenir Next" w:eastAsia="Avenir Next"/>
-          <w:color w:val="1A1A1A"/>
-          <w:sz w:val="21"/>
-          <w:szCs w:val="21"/>
-        </w:rPr>
         <w:tab/>
       </w:r>
       <w:r>
@@ -717,7 +725,7 @@
           <w:rFonts w:ascii="Avenir Next" w:hAnsi="Avenir Next" w:cs="Avenir Next" w:eastAsia="Avenir Next"/>
           <w:b/>
           <w:color w:val="1A1A1A"/>
-          <w:sz w:val="21"/>
+          <w:sz w:val="22"/>
           <w:szCs w:val="21"/>
         </w:rPr>
         <w:t xml:space="preserve">20–29</w:t>
@@ -725,6 +733,7 @@
     </w:p>
     <w:p>
       <w:pPr>
+        <w:pStyle w:val="Heading2"/>
         <w:keepNext/>
         <w:pBdr>
           <w:bottom w:val="single" w:sz="8" w:space="3" w:color="003A70"/>
@@ -740,7 +749,7 @@
           <w:b/>
           <w:color w:val="003A70"/>
           <w:spacing w:val="14"/>
-          <w:sz w:val="19"/>
+          <w:sz w:val="22"/>
           <w:szCs w:val="19"/>
         </w:rPr>
         <w:t xml:space="preserve">TRY IT WITH HELP</w:t>
@@ -759,7 +768,7 @@
           <w:rFonts w:ascii="Avenir Next" w:hAnsi="Avenir Next" w:cs="Avenir Next" w:eastAsia="Avenir Next"/>
           <w:i/>
           <w:color w:val="5A5F66"/>
-          <w:sz w:val="17"/>
+          <w:sz w:val="22"/>
           <w:szCs w:val="17"/>
         </w:rPr>
         <w:t xml:space="preserve">fill in each step</w:t>
@@ -817,35 +826,35 @@
           <w:rFonts w:ascii="Avenir Next" w:hAnsi="Avenir Next" w:cs="Avenir Next" w:eastAsia="Avenir Next"/>
           <w:b/>
           <w:color w:val="003A70"/>
+          <w:sz w:val="22"/>
+          <w:szCs w:val="18"/>
+        </w:rPr>
+        <w:t xml:space="preserve">Step 1</w:t>
+      </w:r>
+      <w:r>
+        <w:rPr>
+          <w:rFonts w:ascii="Avenir Next" w:hAnsi="Avenir Next" w:cs="Avenir Next" w:eastAsia="Avenir Next"/>
+          <w:color w:val="1A1A1A"/>
           <w:sz w:val="18"/>
           <w:szCs w:val="18"/>
         </w:rPr>
-        <w:t xml:space="preserve">Step 1</w:t>
-      </w:r>
-      <w:r>
-        <w:rPr>
-          <w:rFonts w:ascii="Avenir Next" w:hAnsi="Avenir Next" w:cs="Avenir Next" w:eastAsia="Avenir Next"/>
-          <w:color w:val="1A1A1A"/>
-          <w:sz w:val="18"/>
-          <w:szCs w:val="18"/>
-        </w:rPr>
         <w:tab/>
       </w:r>
       <w:r>
         <w:rPr>
           <w:rFonts w:ascii="Avenir Next" w:hAnsi="Avenir Next" w:cs="Avenir Next" w:eastAsia="Avenir Next"/>
           <w:color w:val="1A1A1A"/>
+          <w:sz w:val="22"/>
+          <w:szCs w:val="21"/>
+        </w:rPr>
+        <w:t xml:space="preserve">The tens digit is </w:t>
+      </w:r>
+      <w:r>
+        <w:rPr>
+          <w:rFonts w:ascii="Avenir Next" w:hAnsi="Avenir Next" w:cs="Avenir Next" w:eastAsia="Avenir Next"/>
+          <w:color w:val="1A1A1A"/>
           <w:sz w:val="21"/>
           <w:szCs w:val="21"/>
-        </w:rPr>
-        <w:t xml:space="preserve">The tens digit is </w:t>
-      </w:r>
-      <w:r>
-        <w:rPr>
-          <w:rFonts w:ascii="Avenir Next" w:hAnsi="Avenir Next" w:cs="Avenir Next" w:eastAsia="Avenir Next"/>
-          <w:color w:val="1A1A1A"/>
-          <w:sz w:val="21"/>
-          <w:szCs w:val="21"/>
           <w:u w:val="single"/>
         </w:rPr>
         <w:t xml:space="preserve">                </w:t>
@@ -854,7 +863,7 @@
         <w:rPr>
           <w:rFonts w:ascii="Avenir Next" w:hAnsi="Avenir Next" w:cs="Avenir Next" w:eastAsia="Avenir Next"/>
           <w:color w:val="1A1A1A"/>
-          <w:sz w:val="21"/>
+          <w:sz w:val="22"/>
           <w:szCs w:val="21"/>
         </w:rPr>
         <w:t xml:space="preserve">.</w:t>
@@ -874,35 +883,35 @@
           <w:rFonts w:ascii="Avenir Next" w:hAnsi="Avenir Next" w:cs="Avenir Next" w:eastAsia="Avenir Next"/>
           <w:b/>
           <w:color w:val="003A70"/>
+          <w:sz w:val="22"/>
+          <w:szCs w:val="18"/>
+        </w:rPr>
+        <w:t xml:space="preserve">Step 2</w:t>
+      </w:r>
+      <w:r>
+        <w:rPr>
+          <w:rFonts w:ascii="Avenir Next" w:hAnsi="Avenir Next" w:cs="Avenir Next" w:eastAsia="Avenir Next"/>
+          <w:color w:val="1A1A1A"/>
           <w:sz w:val="18"/>
           <w:szCs w:val="18"/>
         </w:rPr>
-        <w:t xml:space="preserve">Step 2</w:t>
-      </w:r>
-      <w:r>
-        <w:rPr>
-          <w:rFonts w:ascii="Avenir Next" w:hAnsi="Avenir Next" w:cs="Avenir Next" w:eastAsia="Avenir Next"/>
-          <w:color w:val="1A1A1A"/>
-          <w:sz w:val="18"/>
-          <w:szCs w:val="18"/>
-        </w:rPr>
         <w:tab/>
       </w:r>
       <w:r>
         <w:rPr>
           <w:rFonts w:ascii="Avenir Next" w:hAnsi="Avenir Next" w:cs="Avenir Next" w:eastAsia="Avenir Next"/>
           <w:color w:val="1A1A1A"/>
+          <w:sz w:val="22"/>
+          <w:szCs w:val="21"/>
+        </w:rPr>
+        <w:t xml:space="preserve">The interval is </w:t>
+      </w:r>
+      <w:r>
+        <w:rPr>
+          <w:rFonts w:ascii="Avenir Next" w:hAnsi="Avenir Next" w:cs="Avenir Next" w:eastAsia="Avenir Next"/>
+          <w:color w:val="1A1A1A"/>
           <w:sz w:val="21"/>
           <w:szCs w:val="21"/>
-        </w:rPr>
-        <w:t xml:space="preserve">The interval is </w:t>
-      </w:r>
-      <w:r>
-        <w:rPr>
-          <w:rFonts w:ascii="Avenir Next" w:hAnsi="Avenir Next" w:cs="Avenir Next" w:eastAsia="Avenir Next"/>
-          <w:color w:val="1A1A1A"/>
-          <w:sz w:val="21"/>
-          <w:szCs w:val="21"/>
           <w:u w:val="single"/>
         </w:rPr>
         <w:t xml:space="preserve">                </w:t>
@@ -911,7 +920,7 @@
         <w:rPr>
           <w:rFonts w:ascii="Avenir Next" w:hAnsi="Avenir Next" w:cs="Avenir Next" w:eastAsia="Avenir Next"/>
           <w:color w:val="1A1A1A"/>
-          <w:sz w:val="21"/>
+          <w:sz w:val="22"/>
           <w:szCs w:val="21"/>
         </w:rPr>
         <w:t xml:space="preserve">.</w:t>
@@ -931,28 +940,47 @@
           <w:rFonts w:ascii="Avenir Next" w:hAnsi="Avenir Next" w:cs="Avenir Next" w:eastAsia="Avenir Next"/>
           <w:b/>
           <w:color w:val="003A70"/>
+          <w:sz w:val="22"/>
+          <w:szCs w:val="18"/>
+        </w:rPr>
+        <w:t xml:space="preserve">Step 3</w:t>
+      </w:r>
+      <w:r>
+        <w:rPr>
+          <w:rFonts w:ascii="Avenir Next" w:hAnsi="Avenir Next" w:cs="Avenir Next" w:eastAsia="Avenir Next"/>
+          <w:color w:val="1A1A1A"/>
           <w:sz w:val="18"/>
           <w:szCs w:val="18"/>
         </w:rPr>
-        <w:t xml:space="preserve">Step 3</w:t>
-      </w:r>
-      <w:r>
-        <w:rPr>
-          <w:rFonts w:ascii="Avenir Next" w:hAnsi="Avenir Next" w:cs="Avenir Next" w:eastAsia="Avenir Next"/>
-          <w:color w:val="1A1A1A"/>
-          <w:sz w:val="18"/>
-          <w:szCs w:val="18"/>
-        </w:rPr>
         <w:tab/>
       </w:r>
       <w:r>
         <w:rPr>
           <w:rFonts w:ascii="Avenir Next" w:hAnsi="Avenir Next" w:cs="Avenir Next" w:eastAsia="Avenir Next"/>
           <w:color w:val="1A1A1A"/>
+          <w:sz w:val="22"/>
+          <w:szCs w:val="21"/>
+        </w:rPr>
+        <w:t xml:space="preserve">17 is between </w:t>
+      </w:r>
+      <w:r>
+        <w:rPr>
+          <w:rFonts w:ascii="Avenir Next" w:hAnsi="Avenir Next" w:cs="Avenir Next" w:eastAsia="Avenir Next"/>
+          <w:color w:val="1A1A1A"/>
           <w:sz w:val="21"/>
           <w:szCs w:val="21"/>
-        </w:rPr>
-        <w:t xml:space="preserve">17 is between </w:t>
+          <w:u w:val="single"/>
+        </w:rPr>
+        <w:t xml:space="preserve">                </w:t>
+      </w:r>
+      <w:r>
+        <w:rPr>
+          <w:rFonts w:ascii="Avenir Next" w:hAnsi="Avenir Next" w:cs="Avenir Next" w:eastAsia="Avenir Next"/>
+          <w:color w:val="1A1A1A"/>
+          <w:sz w:val="22"/>
+          <w:szCs w:val="21"/>
+        </w:rPr>
+        <w:t xml:space="preserve"> and </w:t>
       </w:r>
       <w:r>
         <w:rPr>
@@ -968,26 +996,7 @@
         <w:rPr>
           <w:rFonts w:ascii="Avenir Next" w:hAnsi="Avenir Next" w:cs="Avenir Next" w:eastAsia="Avenir Next"/>
           <w:color w:val="1A1A1A"/>
-          <w:sz w:val="21"/>
-          <w:szCs w:val="21"/>
-        </w:rPr>
-        <w:t xml:space="preserve"> and </w:t>
-      </w:r>
-      <w:r>
-        <w:rPr>
-          <w:rFonts w:ascii="Avenir Next" w:hAnsi="Avenir Next" w:cs="Avenir Next" w:eastAsia="Avenir Next"/>
-          <w:color w:val="1A1A1A"/>
-          <w:sz w:val="21"/>
-          <w:szCs w:val="21"/>
-          <w:u w:val="single"/>
-        </w:rPr>
-        <w:t xml:space="preserve">                </w:t>
-      </w:r>
-      <w:r>
-        <w:rPr>
-          <w:rFonts w:ascii="Avenir Next" w:hAnsi="Avenir Next" w:cs="Avenir Next" w:eastAsia="Avenir Next"/>
-          <w:color w:val="1A1A1A"/>
-          <w:sz w:val="21"/>
+          <w:sz w:val="22"/>
           <w:szCs w:val="21"/>
         </w:rPr>
         <w:t xml:space="preserve">.</w:t>
@@ -1050,35 +1059,35 @@
           <w:rFonts w:ascii="Avenir Next" w:hAnsi="Avenir Next" w:cs="Avenir Next" w:eastAsia="Avenir Next"/>
           <w:b/>
           <w:color w:val="003A70"/>
+          <w:sz w:val="22"/>
+          <w:szCs w:val="18"/>
+        </w:rPr>
+        <w:t xml:space="preserve">Step 1</w:t>
+      </w:r>
+      <w:r>
+        <w:rPr>
+          <w:rFonts w:ascii="Avenir Next" w:hAnsi="Avenir Next" w:cs="Avenir Next" w:eastAsia="Avenir Next"/>
+          <w:color w:val="1A1A1A"/>
           <w:sz w:val="18"/>
           <w:szCs w:val="18"/>
         </w:rPr>
-        <w:t xml:space="preserve">Step 1</w:t>
-      </w:r>
-      <w:r>
-        <w:rPr>
-          <w:rFonts w:ascii="Avenir Next" w:hAnsi="Avenir Next" w:cs="Avenir Next" w:eastAsia="Avenir Next"/>
-          <w:color w:val="1A1A1A"/>
-          <w:sz w:val="18"/>
-          <w:szCs w:val="18"/>
-        </w:rPr>
         <w:tab/>
       </w:r>
       <w:r>
         <w:rPr>
           <w:rFonts w:ascii="Avenir Next" w:hAnsi="Avenir Next" w:cs="Avenir Next" w:eastAsia="Avenir Next"/>
           <w:color w:val="1A1A1A"/>
+          <w:sz w:val="22"/>
+          <w:szCs w:val="21"/>
+        </w:rPr>
+        <w:t xml:space="preserve">The tens digit is </w:t>
+      </w:r>
+      <w:r>
+        <w:rPr>
+          <w:rFonts w:ascii="Avenir Next" w:hAnsi="Avenir Next" w:cs="Avenir Next" w:eastAsia="Avenir Next"/>
+          <w:color w:val="1A1A1A"/>
           <w:sz w:val="21"/>
           <w:szCs w:val="21"/>
-        </w:rPr>
-        <w:t xml:space="preserve">The tens digit is </w:t>
-      </w:r>
-      <w:r>
-        <w:rPr>
-          <w:rFonts w:ascii="Avenir Next" w:hAnsi="Avenir Next" w:cs="Avenir Next" w:eastAsia="Avenir Next"/>
-          <w:color w:val="1A1A1A"/>
-          <w:sz w:val="21"/>
-          <w:szCs w:val="21"/>
           <w:u w:val="single"/>
         </w:rPr>
         <w:t xml:space="preserve">                </w:t>
@@ -1087,7 +1096,7 @@
         <w:rPr>
           <w:rFonts w:ascii="Avenir Next" w:hAnsi="Avenir Next" w:cs="Avenir Next" w:eastAsia="Avenir Next"/>
           <w:color w:val="1A1A1A"/>
-          <w:sz w:val="21"/>
+          <w:sz w:val="22"/>
           <w:szCs w:val="21"/>
         </w:rPr>
         <w:t xml:space="preserve">.</w:t>
@@ -1107,35 +1116,35 @@
           <w:rFonts w:ascii="Avenir Next" w:hAnsi="Avenir Next" w:cs="Avenir Next" w:eastAsia="Avenir Next"/>
           <w:b/>
           <w:color w:val="003A70"/>
+          <w:sz w:val="22"/>
+          <w:szCs w:val="18"/>
+        </w:rPr>
+        <w:t xml:space="preserve">Step 2</w:t>
+      </w:r>
+      <w:r>
+        <w:rPr>
+          <w:rFonts w:ascii="Avenir Next" w:hAnsi="Avenir Next" w:cs="Avenir Next" w:eastAsia="Avenir Next"/>
+          <w:color w:val="1A1A1A"/>
           <w:sz w:val="18"/>
           <w:szCs w:val="18"/>
         </w:rPr>
-        <w:t xml:space="preserve">Step 2</w:t>
-      </w:r>
-      <w:r>
-        <w:rPr>
-          <w:rFonts w:ascii="Avenir Next" w:hAnsi="Avenir Next" w:cs="Avenir Next" w:eastAsia="Avenir Next"/>
-          <w:color w:val="1A1A1A"/>
-          <w:sz w:val="18"/>
-          <w:szCs w:val="18"/>
-        </w:rPr>
         <w:tab/>
       </w:r>
       <w:r>
         <w:rPr>
           <w:rFonts w:ascii="Avenir Next" w:hAnsi="Avenir Next" w:cs="Avenir Next" w:eastAsia="Avenir Next"/>
           <w:color w:val="1A1A1A"/>
+          <w:sz w:val="22"/>
+          <w:szCs w:val="21"/>
+        </w:rPr>
+        <w:t xml:space="preserve">The interval is </w:t>
+      </w:r>
+      <w:r>
+        <w:rPr>
+          <w:rFonts w:ascii="Avenir Next" w:hAnsi="Avenir Next" w:cs="Avenir Next" w:eastAsia="Avenir Next"/>
+          <w:color w:val="1A1A1A"/>
           <w:sz w:val="21"/>
           <w:szCs w:val="21"/>
-        </w:rPr>
-        <w:t xml:space="preserve">The interval is </w:t>
-      </w:r>
-      <w:r>
-        <w:rPr>
-          <w:rFonts w:ascii="Avenir Next" w:hAnsi="Avenir Next" w:cs="Avenir Next" w:eastAsia="Avenir Next"/>
-          <w:color w:val="1A1A1A"/>
-          <w:sz w:val="21"/>
-          <w:szCs w:val="21"/>
           <w:u w:val="single"/>
         </w:rPr>
         <w:t xml:space="preserve">                </w:t>
@@ -1144,7 +1153,7 @@
         <w:rPr>
           <w:rFonts w:ascii="Avenir Next" w:hAnsi="Avenir Next" w:cs="Avenir Next" w:eastAsia="Avenir Next"/>
           <w:color w:val="1A1A1A"/>
-          <w:sz w:val="21"/>
+          <w:sz w:val="22"/>
           <w:szCs w:val="21"/>
         </w:rPr>
         <w:t xml:space="preserve">.</w:t>
@@ -1164,28 +1173,47 @@
           <w:rFonts w:ascii="Avenir Next" w:hAnsi="Avenir Next" w:cs="Avenir Next" w:eastAsia="Avenir Next"/>
           <w:b/>
           <w:color w:val="003A70"/>
+          <w:sz w:val="22"/>
+          <w:szCs w:val="18"/>
+        </w:rPr>
+        <w:t xml:space="preserve">Step 3</w:t>
+      </w:r>
+      <w:r>
+        <w:rPr>
+          <w:rFonts w:ascii="Avenir Next" w:hAnsi="Avenir Next" w:cs="Avenir Next" w:eastAsia="Avenir Next"/>
+          <w:color w:val="1A1A1A"/>
           <w:sz w:val="18"/>
           <w:szCs w:val="18"/>
         </w:rPr>
-        <w:t xml:space="preserve">Step 3</w:t>
-      </w:r>
-      <w:r>
-        <w:rPr>
-          <w:rFonts w:ascii="Avenir Next" w:hAnsi="Avenir Next" w:cs="Avenir Next" w:eastAsia="Avenir Next"/>
-          <w:color w:val="1A1A1A"/>
-          <w:sz w:val="18"/>
-          <w:szCs w:val="18"/>
-        </w:rPr>
         <w:tab/>
       </w:r>
       <w:r>
         <w:rPr>
           <w:rFonts w:ascii="Avenir Next" w:hAnsi="Avenir Next" w:cs="Avenir Next" w:eastAsia="Avenir Next"/>
           <w:color w:val="1A1A1A"/>
+          <w:sz w:val="22"/>
+          <w:szCs w:val="21"/>
+        </w:rPr>
+        <w:t xml:space="preserve">30 is between </w:t>
+      </w:r>
+      <w:r>
+        <w:rPr>
+          <w:rFonts w:ascii="Avenir Next" w:hAnsi="Avenir Next" w:cs="Avenir Next" w:eastAsia="Avenir Next"/>
+          <w:color w:val="1A1A1A"/>
           <w:sz w:val="21"/>
           <w:szCs w:val="21"/>
-        </w:rPr>
-        <w:t xml:space="preserve">30 is between </w:t>
+          <w:u w:val="single"/>
+        </w:rPr>
+        <w:t xml:space="preserve">                </w:t>
+      </w:r>
+      <w:r>
+        <w:rPr>
+          <w:rFonts w:ascii="Avenir Next" w:hAnsi="Avenir Next" w:cs="Avenir Next" w:eastAsia="Avenir Next"/>
+          <w:color w:val="1A1A1A"/>
+          <w:sz w:val="22"/>
+          <w:szCs w:val="21"/>
+        </w:rPr>
+        <w:t xml:space="preserve"> and </w:t>
       </w:r>
       <w:r>
         <w:rPr>
@@ -1201,26 +1229,7 @@
         <w:rPr>
           <w:rFonts w:ascii="Avenir Next" w:hAnsi="Avenir Next" w:cs="Avenir Next" w:eastAsia="Avenir Next"/>
           <w:color w:val="1A1A1A"/>
-          <w:sz w:val="21"/>
-          <w:szCs w:val="21"/>
-        </w:rPr>
-        <w:t xml:space="preserve"> and </w:t>
-      </w:r>
-      <w:r>
-        <w:rPr>
-          <w:rFonts w:ascii="Avenir Next" w:hAnsi="Avenir Next" w:cs="Avenir Next" w:eastAsia="Avenir Next"/>
-          <w:color w:val="1A1A1A"/>
-          <w:sz w:val="21"/>
-          <w:szCs w:val="21"/>
-          <w:u w:val="single"/>
-        </w:rPr>
-        <w:t xml:space="preserve">                </w:t>
-      </w:r>
-      <w:r>
-        <w:rPr>
-          <w:rFonts w:ascii="Avenir Next" w:hAnsi="Avenir Next" w:cs="Avenir Next" w:eastAsia="Avenir Next"/>
-          <w:color w:val="1A1A1A"/>
-          <w:sz w:val="21"/>
+          <w:sz w:val="22"/>
           <w:szCs w:val="21"/>
         </w:rPr>
         <w:t xml:space="preserve">.</w:t>
@@ -1233,6 +1242,7 @@
     </w:p>
     <w:p>
       <w:pPr>
+        <w:pStyle w:val="Heading2"/>
         <w:keepNext/>
         <w:pBdr>
           <w:bottom w:val="single" w:sz="8" w:space="3" w:color="003A70"/>
@@ -1248,7 +1258,7 @@
           <w:b/>
           <w:color w:val="003A70"/>
           <w:spacing w:val="14"/>
-          <w:sz w:val="19"/>
+          <w:sz w:val="22"/>
           <w:szCs w:val="19"/>
         </w:rPr>
         <w:t xml:space="preserve">YOUR TURN</w:t>
@@ -1267,7 +1277,7 @@
           <w:rFonts w:ascii="Avenir Next" w:hAnsi="Avenir Next" w:cs="Avenir Next" w:eastAsia="Avenir Next"/>
           <w:i/>
           <w:color w:val="5A5F66"/>
-          <w:sz w:val="17"/>
+          <w:sz w:val="22"/>
           <w:szCs w:val="17"/>
         </w:rPr>
         <w:t xml:space="preserve">use the steps on your own</w:t>
@@ -1439,7 +1449,7 @@
                       <w:szCs w:val="22"/>
                       <w:u w:val="single"/>
                     </w:rPr>
-                    <w:t xml:space="preserve">        </w:t>
+                    <w:t xml:space="preserve">            </w:t>
                   </w:r>
                 </w:p>
               </w:tc>
@@ -1501,7 +1511,7 @@
                       <w:szCs w:val="22"/>
                       <w:u w:val="single"/>
                     </w:rPr>
-                    <w:t xml:space="preserve">        </w:t>
+                    <w:t xml:space="preserve">            </w:t>
                   </w:r>
                 </w:p>
               </w:tc>
@@ -1563,7 +1573,7 @@
                       <w:szCs w:val="22"/>
                       <w:u w:val="single"/>
                     </w:rPr>
-                    <w:t xml:space="preserve">        </w:t>
+                    <w:t xml:space="preserve">            </w:t>
                   </w:r>
                 </w:p>
               </w:tc>
@@ -1631,7 +1641,7 @@
                       <w:szCs w:val="22"/>
                       <w:u w:val="single"/>
                     </w:rPr>
-                    <w:t xml:space="preserve">        </w:t>
+                    <w:t xml:space="preserve">            </w:t>
                   </w:r>
                 </w:p>
               </w:tc>
@@ -1693,7 +1703,7 @@
                       <w:szCs w:val="22"/>
                       <w:u w:val="single"/>
                     </w:rPr>
-                    <w:t xml:space="preserve">        </w:t>
+                    <w:t xml:space="preserve">            </w:t>
                   </w:r>
                 </w:p>
               </w:tc>
@@ -1755,7 +1765,7 @@
                       <w:szCs w:val="22"/>
                       <w:u w:val="single"/>
                     </w:rPr>
-                    <w:t xml:space="preserve">        </w:t>
+                    <w:t xml:space="preserve">            </w:t>
                   </w:r>
                 </w:p>
               </w:tc>
@@ -1778,7 +1788,7 @@
       <w:pPr>
         <w:pageBreakBefore/>
         <w:keepNext/>
-        <w:spacing w:before="0" w:after="12" w:line="264" w:lineRule="auto"/>
+        <w:spacing w:before="0" w:after="10" w:line="240" w:lineRule="auto"/>
       </w:pPr>
       <w:r>
         <w:rPr>
@@ -1787,7 +1797,7 @@
           <w:caps/>
           <w:color w:val="003A70"/>
           <w:spacing w:val="12"/>
-          <w:sz w:val="19"/>
+          <w:sz w:val="22"/>
           <w:szCs w:val="19"/>
         </w:rPr>
         <w:t xml:space="preserve">Lesson 2-2  ·  Session 1  ·  Prerequisite Practice B  ·  Skill 2 of 2</w:t>
@@ -1795,8 +1805,9 @@
     </w:p>
     <w:p>
       <w:pPr>
+        <w:pStyle w:val="Heading1"/>
         <w:keepNext/>
-        <w:spacing w:before="0" w:after="10" w:line="240" w:lineRule="auto"/>
+        <w:spacing w:before="0" w:after="8" w:line="240" w:lineRule="auto"/>
       </w:pPr>
       <w:r>
         <w:rPr>
@@ -1814,13 +1825,13 @@
         <w:pBdr>
           <w:bottom w:val="single" w:sz="4" w:space="5" w:color="C9CDD2"/>
         </w:pBdr>
-        <w:spacing w:before="0" w:after="60" w:line="264" w:lineRule="auto"/>
+        <w:spacing w:before="0" w:after="51" w:line="240" w:lineRule="auto"/>
       </w:pPr>
       <w:r>
         <w:rPr>
           <w:rFonts w:ascii="Avenir Next" w:hAnsi="Avenir Next" w:cs="Avenir Next" w:eastAsia="Avenir Next"/>
           <w:color w:val="5A5F66"/>
-          <w:sz w:val="17"/>
+          <w:sz w:val="22"/>
           <w:szCs w:val="17"/>
         </w:rPr>
         <w:t xml:space="preserve">Builds on Grade 4 · 4.OA.C.5</w:t>
@@ -1863,7 +1874,8 @@
           </w:tcPr>
           <w:p>
             <w:pPr>
-              <w:spacing w:before="0" w:after="0" w:line="252" w:lineRule="auto"/>
+              <w:pStyle w:val="Heading2"/>
+              <w:spacing w:before="0" w:after="0" w:line="240" w:lineRule="auto"/>
             </w:pPr>
             <w:r>
               <w:rPr>
@@ -1886,13 +1898,13 @@
           </w:tcPr>
           <w:p>
             <w:pPr>
-              <w:spacing w:before="0" w:after="0" w:line="264" w:lineRule="auto"/>
+              <w:spacing w:before="0" w:after="0" w:line="240" w:lineRule="auto"/>
             </w:pPr>
             <w:r>
               <w:rPr>
                 <w:rFonts w:ascii="Avenir Next" w:hAnsi="Avenir Next" w:cs="Avenir Next" w:eastAsia="Avenir Next"/>
                 <w:color w:val="1A1A1A"/>
-                <w:sz w:val="20"/>
+                <w:sz w:val="22"/>
                 <w:szCs w:val="20"/>
               </w:rPr>
               <w:t xml:space="preserve">Test scores run from 51 to 98. You will write equal intervals of width 10.</w:t>
@@ -1912,7 +1924,8 @@
           </w:tcPr>
           <w:p>
             <w:pPr>
-              <w:spacing w:before="0" w:after="0" w:line="252" w:lineRule="auto"/>
+              <w:pStyle w:val="Heading2"/>
+              <w:spacing w:before="0" w:after="0" w:line="240" w:lineRule="auto"/>
             </w:pPr>
             <w:r>
               <w:rPr>
@@ -1935,13 +1948,13 @@
           </w:tcPr>
           <w:p>
             <w:pPr>
-              <w:spacing w:before="0" w:after="0" w:line="264" w:lineRule="auto"/>
+              <w:spacing w:before="0" w:after="0" w:line="240" w:lineRule="auto"/>
             </w:pPr>
             <w:r>
               <w:rPr>
                 <w:rFonts w:ascii="Avenir Next" w:hAnsi="Avenir Next" w:cs="Avenir Next" w:eastAsia="Avenir Next"/>
                 <w:color w:val="1A1A1A"/>
-                <w:sz w:val="20"/>
+                <w:sz w:val="22"/>
                 <w:szCs w:val="20"/>
               </w:rPr>
               <w:t xml:space="preserve">Start at a multiple of 10 and count by 10s until the data are covered.  </w:t>
@@ -1951,7 +1964,7 @@
                 <w:rFonts w:ascii="Avenir Next" w:hAnsi="Avenir Next" w:cs="Avenir Next" w:eastAsia="Avenir Next"/>
                 <w:b/>
                 <w:color w:val="1A1A1A"/>
-                <w:sz w:val="20"/>
+                <w:sz w:val="22"/>
                 <w:szCs w:val="20"/>
               </w:rPr>
               <w:t xml:space="preserve">You will use it in Practice Form A, problem 7.</w:t>
@@ -1962,6 +1975,7 @@
     </w:tbl>
     <w:p>
       <w:pPr>
+        <w:pStyle w:val="Heading2"/>
         <w:keepNext/>
         <w:pBdr>
           <w:bottom w:val="single" w:sz="8" w:space="3" w:color="003A70"/>
@@ -1969,7 +1983,7 @@
         <w:tabs>
           <w:tab w:val="right" w:pos="9504"/>
         </w:tabs>
-        <w:spacing w:before="50" w:after="36" w:line="240" w:lineRule="auto"/>
+        <w:spacing w:before="42" w:after="31" w:line="240" w:lineRule="auto"/>
       </w:pPr>
       <w:r>
         <w:rPr>
@@ -1977,7 +1991,7 @@
           <w:b/>
           <w:color w:val="003A70"/>
           <w:spacing w:val="14"/>
-          <w:sz w:val="19"/>
+          <w:sz w:val="22"/>
           <w:szCs w:val="19"/>
         </w:rPr>
         <w:t xml:space="preserve">STEPS TO FOLLOW</w:t>
@@ -1996,7 +2010,7 @@
           <w:rFonts w:ascii="Avenir Next" w:hAnsi="Avenir Next" w:cs="Avenir Next" w:eastAsia="Avenir Next"/>
           <w:i/>
           <w:color w:val="5A5F66"/>
-          <w:sz w:val="17"/>
+          <w:sz w:val="22"/>
           <w:szCs w:val="17"/>
         </w:rPr>
         <w:t xml:space="preserve">use these same steps on every problem</w:t>
@@ -2038,6 +2052,7 @@
           </w:tcPr>
           <w:p>
             <w:pPr>
+              <w:pStyle w:val="Heading1"/>
               <w:spacing w:before="0" w:after="0" w:line="240" w:lineRule="auto"/>
               <w:jc w:val="center"/>
             </w:pPr>
@@ -2060,13 +2075,13 @@
           </w:tcPr>
           <w:p>
             <w:pPr>
-              <w:spacing w:before="0" w:after="0" w:line="264" w:lineRule="auto"/>
+              <w:spacing w:before="0" w:after="0" w:line="240" w:lineRule="auto"/>
             </w:pPr>
             <w:r>
               <w:rPr>
                 <w:rFonts w:ascii="Avenir Next" w:hAnsi="Avenir Next" w:cs="Avenir Next" w:eastAsia="Avenir Next"/>
                 <w:color w:val="1A1A1A"/>
-                <w:sz w:val="21"/>
+                <w:sz w:val="22"/>
                 <w:szCs w:val="21"/>
               </w:rPr>
               <w:t xml:space="preserve">Start at the multiple of 10 at or </w:t>
@@ -2076,7 +2091,7 @@
                 <w:rFonts w:ascii="Avenir Next" w:hAnsi="Avenir Next" w:cs="Avenir Next" w:eastAsia="Avenir Next"/>
                 <w:b/>
                 <w:color w:val="1A1A1A"/>
-                <w:sz w:val="21"/>
+                <w:sz w:val="22"/>
                 <w:szCs w:val="21"/>
               </w:rPr>
               <w:t xml:space="preserve">below</w:t>
@@ -2085,7 +2100,7 @@
               <w:rPr>
                 <w:rFonts w:ascii="Avenir Next" w:hAnsi="Avenir Next" w:cs="Avenir Next" w:eastAsia="Avenir Next"/>
                 <w:color w:val="1A1A1A"/>
-                <w:sz w:val="21"/>
+                <w:sz w:val="22"/>
                 <w:szCs w:val="21"/>
               </w:rPr>
               <w:t xml:space="preserve"> the least value.</w:t>
@@ -2104,6 +2119,7 @@
           </w:tcPr>
           <w:p>
             <w:pPr>
+              <w:pStyle w:val="Heading1"/>
               <w:spacing w:before="0" w:after="0" w:line="240" w:lineRule="auto"/>
               <w:jc w:val="center"/>
             </w:pPr>
@@ -2126,14 +2142,14 @@
           </w:tcPr>
           <w:p>
             <w:pPr>
-              <w:spacing w:before="0" w:after="0" w:line="264" w:lineRule="auto"/>
+              <w:spacing w:before="0" w:after="0" w:line="240" w:lineRule="auto"/>
             </w:pPr>
             <w:r>
               <w:rPr>
                 <w:rFonts w:ascii="Avenir Next" w:hAnsi="Avenir Next" w:cs="Avenir Next" w:eastAsia="Avenir Next"/>
                 <w:b/>
                 <w:color w:val="1A1A1A"/>
-                <w:sz w:val="21"/>
+                <w:sz w:val="22"/>
                 <w:szCs w:val="21"/>
               </w:rPr>
               <w:t xml:space="preserve">Count by</w:t>
@@ -2142,7 +2158,7 @@
               <w:rPr>
                 <w:rFonts w:ascii="Avenir Next" w:hAnsi="Avenir Next" w:cs="Avenir Next" w:eastAsia="Avenir Next"/>
                 <w:color w:val="1A1A1A"/>
-                <w:sz w:val="21"/>
+                <w:sz w:val="22"/>
                 <w:szCs w:val="21"/>
               </w:rPr>
               <w:t xml:space="preserve"> 10s to start each new interval.</w:t>
@@ -2161,6 +2177,7 @@
           </w:tcPr>
           <w:p>
             <w:pPr>
+              <w:pStyle w:val="Heading1"/>
               <w:spacing w:before="0" w:after="0" w:line="240" w:lineRule="auto"/>
               <w:jc w:val="center"/>
             </w:pPr>
@@ -2183,14 +2200,14 @@
           </w:tcPr>
           <w:p>
             <w:pPr>
-              <w:spacing w:before="0" w:after="0" w:line="264" w:lineRule="auto"/>
+              <w:spacing w:before="0" w:after="0" w:line="240" w:lineRule="auto"/>
             </w:pPr>
             <w:r>
               <w:rPr>
                 <w:rFonts w:ascii="Avenir Next" w:hAnsi="Avenir Next" w:cs="Avenir Next" w:eastAsia="Avenir Next"/>
                 <w:b/>
                 <w:color w:val="1A1A1A"/>
-                <w:sz w:val="21"/>
+                <w:sz w:val="22"/>
                 <w:szCs w:val="21"/>
               </w:rPr>
               <w:t xml:space="preserve">Stop</w:t>
@@ -2199,7 +2216,7 @@
               <w:rPr>
                 <w:rFonts w:ascii="Avenir Next" w:hAnsi="Avenir Next" w:cs="Avenir Next" w:eastAsia="Avenir Next"/>
                 <w:color w:val="1A1A1A"/>
-                <w:sz w:val="21"/>
+                <w:sz w:val="22"/>
                 <w:szCs w:val="21"/>
               </w:rPr>
               <w:t xml:space="preserve"> when an interval holds the greatest value.</w:t>
@@ -2210,6 +2227,7 @@
     </w:tbl>
     <w:p>
       <w:pPr>
+        <w:pStyle w:val="Heading2"/>
         <w:keepNext/>
         <w:pBdr>
           <w:bottom w:val="single" w:sz="8" w:space="3" w:color="003A70"/>
@@ -2217,7 +2235,7 @@
         <w:tabs>
           <w:tab w:val="right" w:pos="9504"/>
         </w:tabs>
-        <w:spacing w:before="50" w:after="36" w:line="240" w:lineRule="auto"/>
+        <w:spacing w:before="42" w:after="31" w:line="240" w:lineRule="auto"/>
       </w:pPr>
       <w:r>
         <w:rPr>
@@ -2225,7 +2243,7 @@
           <w:b/>
           <w:color w:val="003A70"/>
           <w:spacing w:val="14"/>
-          <w:sz w:val="19"/>
+          <w:sz w:val="22"/>
           <w:szCs w:val="19"/>
         </w:rPr>
         <w:t xml:space="preserve">WATCH ME</w:t>
@@ -2244,7 +2262,7 @@
           <w:rFonts w:ascii="Avenir Next" w:hAnsi="Avenir Next" w:cs="Avenir Next" w:eastAsia="Avenir Next"/>
           <w:i/>
           <w:color w:val="5A5F66"/>
-          <w:sz w:val="17"/>
+          <w:sz w:val="22"/>
           <w:szCs w:val="17"/>
         </w:rPr>
         <w:t xml:space="preserve">the steps in action</w:t>
@@ -2252,14 +2270,14 @@
     </w:p>
     <w:p>
       <w:pPr>
-        <w:spacing w:before="0" w:after="40" w:line="264" w:lineRule="auto"/>
+        <w:spacing w:before="0" w:after="34" w:line="240" w:lineRule="auto"/>
       </w:pPr>
       <w:r>
         <w:rPr>
           <w:rFonts w:ascii="Avenir Next" w:hAnsi="Avenir Next" w:cs="Avenir Next" w:eastAsia="Avenir Next"/>
           <w:b/>
           <w:color w:val="1A1A1A"/>
-          <w:sz w:val="21"/>
+          <w:sz w:val="22"/>
           <w:szCs w:val="21"/>
         </w:rPr>
         <w:t xml:space="preserve">Data run from 23 to 61. Write intervals of width 10.</w:t>
@@ -2270,7 +2288,7 @@
         <w:tabs>
           <w:tab w:val="left" w:pos="950"/>
         </w:tabs>
-        <w:spacing w:before="0" w:after="24" w:line="256" w:lineRule="auto"/>
+        <w:spacing w:before="0" w:after="20" w:line="240" w:lineRule="auto"/>
         <w:ind w:left="950" w:hanging="950"/>
       </w:pPr>
       <w:r>
@@ -2278,25 +2296,25 @@
           <w:rFonts w:ascii="Avenir Next" w:hAnsi="Avenir Next" w:cs="Avenir Next" w:eastAsia="Avenir Next"/>
           <w:b/>
           <w:color w:val="003A70"/>
+          <w:sz w:val="22"/>
+          <w:szCs w:val="19"/>
+        </w:rPr>
+        <w:t xml:space="preserve">Step 1</w:t>
+      </w:r>
+      <w:r>
+        <w:rPr>
+          <w:rFonts w:ascii="Avenir Next" w:hAnsi="Avenir Next" w:cs="Avenir Next" w:eastAsia="Avenir Next"/>
+          <w:color w:val="1A1A1A"/>
           <w:sz w:val="19"/>
           <w:szCs w:val="19"/>
         </w:rPr>
-        <w:t xml:space="preserve">Step 1</w:t>
-      </w:r>
-      <w:r>
-        <w:rPr>
-          <w:rFonts w:ascii="Avenir Next" w:hAnsi="Avenir Next" w:cs="Avenir Next" w:eastAsia="Avenir Next"/>
-          <w:color w:val="1A1A1A"/>
-          <w:sz w:val="19"/>
-          <w:szCs w:val="19"/>
-        </w:rPr>
         <w:tab/>
       </w:r>
       <w:r>
         <w:rPr>
           <w:rFonts w:ascii="Avenir Next" w:hAnsi="Avenir Next" w:cs="Avenir Next" w:eastAsia="Avenir Next"/>
           <w:color w:val="1A1A1A"/>
-          <w:sz w:val="21"/>
+          <w:sz w:val="22"/>
           <w:szCs w:val="21"/>
         </w:rPr>
         <w:t xml:space="preserve">20 is at or below 23. Start at 20.</w:t>
@@ -2307,7 +2325,7 @@
         <w:tabs>
           <w:tab w:val="left" w:pos="950"/>
         </w:tabs>
-        <w:spacing w:before="0" w:after="24" w:line="256" w:lineRule="auto"/>
+        <w:spacing w:before="0" w:after="20" w:line="240" w:lineRule="auto"/>
         <w:ind w:left="950" w:hanging="950"/>
       </w:pPr>
       <w:r>
@@ -2315,25 +2333,25 @@
           <w:rFonts w:ascii="Avenir Next" w:hAnsi="Avenir Next" w:cs="Avenir Next" w:eastAsia="Avenir Next"/>
           <w:b/>
           <w:color w:val="003A70"/>
+          <w:sz w:val="22"/>
+          <w:szCs w:val="19"/>
+        </w:rPr>
+        <w:t xml:space="preserve">Step 2</w:t>
+      </w:r>
+      <w:r>
+        <w:rPr>
+          <w:rFonts w:ascii="Avenir Next" w:hAnsi="Avenir Next" w:cs="Avenir Next" w:eastAsia="Avenir Next"/>
+          <w:color w:val="1A1A1A"/>
           <w:sz w:val="19"/>
           <w:szCs w:val="19"/>
         </w:rPr>
-        <w:t xml:space="preserve">Step 2</w:t>
-      </w:r>
-      <w:r>
-        <w:rPr>
-          <w:rFonts w:ascii="Avenir Next" w:hAnsi="Avenir Next" w:cs="Avenir Next" w:eastAsia="Avenir Next"/>
-          <w:color w:val="1A1A1A"/>
-          <w:sz w:val="19"/>
-          <w:szCs w:val="19"/>
-        </w:rPr>
         <w:tab/>
       </w:r>
       <w:r>
         <w:rPr>
           <w:rFonts w:ascii="Avenir Next" w:hAnsi="Avenir Next" w:cs="Avenir Next" w:eastAsia="Avenir Next"/>
           <w:color w:val="1A1A1A"/>
-          <w:sz w:val="21"/>
+          <w:sz w:val="22"/>
           <w:szCs w:val="21"/>
         </w:rPr>
         <w:t xml:space="preserve">Starts: 20, 30, 40, 50, 60.</w:t>
@@ -2344,7 +2362,7 @@
         <w:tabs>
           <w:tab w:val="left" w:pos="950"/>
         </w:tabs>
-        <w:spacing w:before="0" w:after="24" w:line="256" w:lineRule="auto"/>
+        <w:spacing w:before="0" w:after="20" w:line="240" w:lineRule="auto"/>
         <w:ind w:left="950" w:hanging="950"/>
       </w:pPr>
       <w:r>
@@ -2352,25 +2370,25 @@
           <w:rFonts w:ascii="Avenir Next" w:hAnsi="Avenir Next" w:cs="Avenir Next" w:eastAsia="Avenir Next"/>
           <w:b/>
           <w:color w:val="003A70"/>
+          <w:sz w:val="22"/>
+          <w:szCs w:val="19"/>
+        </w:rPr>
+        <w:t xml:space="preserve">Step 3</w:t>
+      </w:r>
+      <w:r>
+        <w:rPr>
+          <w:rFonts w:ascii="Avenir Next" w:hAnsi="Avenir Next" w:cs="Avenir Next" w:eastAsia="Avenir Next"/>
+          <w:color w:val="1A1A1A"/>
           <w:sz w:val="19"/>
           <w:szCs w:val="19"/>
         </w:rPr>
-        <w:t xml:space="preserve">Step 3</w:t>
-      </w:r>
-      <w:r>
-        <w:rPr>
-          <w:rFonts w:ascii="Avenir Next" w:hAnsi="Avenir Next" w:cs="Avenir Next" w:eastAsia="Avenir Next"/>
-          <w:color w:val="1A1A1A"/>
-          <w:sz w:val="19"/>
-          <w:szCs w:val="19"/>
-        </w:rPr>
         <w:tab/>
       </w:r>
       <w:r>
         <w:rPr>
           <w:rFonts w:ascii="Avenir Next" w:hAnsi="Avenir Next" w:cs="Avenir Next" w:eastAsia="Avenir Next"/>
           <w:color w:val="1A1A1A"/>
-          <w:sz w:val="21"/>
+          <w:sz w:val="22"/>
           <w:szCs w:val="21"/>
         </w:rPr>
         <w:t xml:space="preserve">60–69 holds 61. Stop.</w:t>
@@ -2381,7 +2399,7 @@
         <w:tabs>
           <w:tab w:val="left" w:pos="950"/>
         </w:tabs>
-        <w:spacing w:before="20" w:after="0" w:line="256" w:lineRule="auto"/>
+        <w:spacing w:before="17" w:after="0" w:line="240" w:lineRule="auto"/>
         <w:ind w:left="950" w:hanging="950"/>
       </w:pPr>
       <w:r>
@@ -2389,18 +2407,18 @@
           <w:rFonts w:ascii="Avenir Next" w:hAnsi="Avenir Next" w:cs="Avenir Next" w:eastAsia="Avenir Next"/>
           <w:b/>
           <w:color w:val="1A1A1A"/>
+          <w:sz w:val="22"/>
+          <w:szCs w:val="21"/>
+        </w:rPr>
+        <w:t xml:space="preserve">Answer</w:t>
+      </w:r>
+      <w:r>
+        <w:rPr>
+          <w:rFonts w:ascii="Avenir Next" w:hAnsi="Avenir Next" w:cs="Avenir Next" w:eastAsia="Avenir Next"/>
+          <w:color w:val="1A1A1A"/>
           <w:sz w:val="21"/>
           <w:szCs w:val="21"/>
         </w:rPr>
-        <w:t xml:space="preserve">Answer</w:t>
-      </w:r>
-      <w:r>
-        <w:rPr>
-          <w:rFonts w:ascii="Avenir Next" w:hAnsi="Avenir Next" w:cs="Avenir Next" w:eastAsia="Avenir Next"/>
-          <w:color w:val="1A1A1A"/>
-          <w:sz w:val="21"/>
-          <w:szCs w:val="21"/>
-        </w:rPr>
         <w:tab/>
       </w:r>
       <w:r>
@@ -2408,7 +2426,7 @@
           <w:rFonts w:ascii="Avenir Next" w:hAnsi="Avenir Next" w:cs="Avenir Next" w:eastAsia="Avenir Next"/>
           <w:b/>
           <w:color w:val="1A1A1A"/>
-          <w:sz w:val="21"/>
+          <w:sz w:val="22"/>
           <w:szCs w:val="21"/>
         </w:rPr>
         <w:t xml:space="preserve">20–29, 30–39, 40–49, 50–59, 60–69</w:t>
@@ -2416,6 +2434,7 @@
     </w:p>
     <w:p>
       <w:pPr>
+        <w:pStyle w:val="Heading2"/>
         <w:keepNext/>
         <w:pBdr>
           <w:bottom w:val="single" w:sz="8" w:space="3" w:color="003A70"/>
@@ -2423,7 +2442,7 @@
         <w:tabs>
           <w:tab w:val="right" w:pos="9504"/>
         </w:tabs>
-        <w:spacing w:before="50" w:after="36" w:line="240" w:lineRule="auto"/>
+        <w:spacing w:before="42" w:after="31" w:line="240" w:lineRule="auto"/>
       </w:pPr>
       <w:r>
         <w:rPr>
@@ -2431,7 +2450,7 @@
           <w:b/>
           <w:color w:val="003A70"/>
           <w:spacing w:val="14"/>
-          <w:sz w:val="19"/>
+          <w:sz w:val="22"/>
           <w:szCs w:val="19"/>
         </w:rPr>
         <w:t xml:space="preserve">TRY IT WITH HELP</w:t>
@@ -2450,7 +2469,7 @@
           <w:rFonts w:ascii="Avenir Next" w:hAnsi="Avenir Next" w:cs="Avenir Next" w:eastAsia="Avenir Next"/>
           <w:i/>
           <w:color w:val="5A5F66"/>
-          <w:sz w:val="17"/>
+          <w:sz w:val="22"/>
           <w:szCs w:val="17"/>
         </w:rPr>
         <w:t xml:space="preserve">fill in each step</w:t>
@@ -2462,7 +2481,7 @@
         <w:tabs>
           <w:tab w:val="left" w:pos="432"/>
         </w:tabs>
-        <w:spacing w:before="90" w:after="40" w:line="268" w:lineRule="auto"/>
+        <w:spacing w:before="76" w:after="34" w:line="240" w:lineRule="auto"/>
         <w:ind w:left="432" w:hanging="432"/>
       </w:pPr>
       <w:r>
@@ -2500,7 +2519,7 @@
         <w:tabs>
           <w:tab w:val="left" w:pos="1300"/>
         </w:tabs>
-        <w:spacing w:before="0" w:after="24" w:line="272" w:lineRule="auto"/>
+        <w:spacing w:before="0" w:after="20" w:line="240" w:lineRule="auto"/>
         <w:ind w:left="1300" w:hanging="868"/>
       </w:pPr>
       <w:r>
@@ -2508,35 +2527,35 @@
           <w:rFonts w:ascii="Avenir Next" w:hAnsi="Avenir Next" w:cs="Avenir Next" w:eastAsia="Avenir Next"/>
           <w:b/>
           <w:color w:val="003A70"/>
+          <w:sz w:val="22"/>
+          <w:szCs w:val="18"/>
+        </w:rPr>
+        <w:t xml:space="preserve">Step 1</w:t>
+      </w:r>
+      <w:r>
+        <w:rPr>
+          <w:rFonts w:ascii="Avenir Next" w:hAnsi="Avenir Next" w:cs="Avenir Next" w:eastAsia="Avenir Next"/>
+          <w:color w:val="1A1A1A"/>
           <w:sz w:val="18"/>
           <w:szCs w:val="18"/>
         </w:rPr>
-        <w:t xml:space="preserve">Step 1</w:t>
-      </w:r>
-      <w:r>
-        <w:rPr>
-          <w:rFonts w:ascii="Avenir Next" w:hAnsi="Avenir Next" w:cs="Avenir Next" w:eastAsia="Avenir Next"/>
-          <w:color w:val="1A1A1A"/>
-          <w:sz w:val="18"/>
-          <w:szCs w:val="18"/>
-        </w:rPr>
         <w:tab/>
       </w:r>
       <w:r>
         <w:rPr>
           <w:rFonts w:ascii="Avenir Next" w:hAnsi="Avenir Next" w:cs="Avenir Next" w:eastAsia="Avenir Next"/>
           <w:color w:val="1A1A1A"/>
+          <w:sz w:val="22"/>
+          <w:szCs w:val="21"/>
+        </w:rPr>
+        <w:t xml:space="preserve">Start at </w:t>
+      </w:r>
+      <w:r>
+        <w:rPr>
+          <w:rFonts w:ascii="Avenir Next" w:hAnsi="Avenir Next" w:cs="Avenir Next" w:eastAsia="Avenir Next"/>
+          <w:color w:val="1A1A1A"/>
           <w:sz w:val="21"/>
           <w:szCs w:val="21"/>
-        </w:rPr>
-        <w:t xml:space="preserve">Start at </w:t>
-      </w:r>
-      <w:r>
-        <w:rPr>
-          <w:rFonts w:ascii="Avenir Next" w:hAnsi="Avenir Next" w:cs="Avenir Next" w:eastAsia="Avenir Next"/>
-          <w:color w:val="1A1A1A"/>
-          <w:sz w:val="21"/>
-          <w:szCs w:val="21"/>
           <w:u w:val="single"/>
         </w:rPr>
         <w:t xml:space="preserve">                </w:t>
@@ -2545,7 +2564,7 @@
         <w:rPr>
           <w:rFonts w:ascii="Avenir Next" w:hAnsi="Avenir Next" w:cs="Avenir Next" w:eastAsia="Avenir Next"/>
           <w:color w:val="1A1A1A"/>
-          <w:sz w:val="21"/>
+          <w:sz w:val="22"/>
           <w:szCs w:val="21"/>
         </w:rPr>
         <w:t xml:space="preserve">.</w:t>
@@ -2557,7 +2576,7 @@
         <w:tabs>
           <w:tab w:val="left" w:pos="1300"/>
         </w:tabs>
-        <w:spacing w:before="0" w:after="24" w:line="272" w:lineRule="auto"/>
+        <w:spacing w:before="0" w:after="20" w:line="240" w:lineRule="auto"/>
         <w:ind w:left="1300" w:hanging="868"/>
       </w:pPr>
       <w:r>
@@ -2565,28 +2584,47 @@
           <w:rFonts w:ascii="Avenir Next" w:hAnsi="Avenir Next" w:cs="Avenir Next" w:eastAsia="Avenir Next"/>
           <w:b/>
           <w:color w:val="003A70"/>
+          <w:sz w:val="22"/>
+          <w:szCs w:val="18"/>
+        </w:rPr>
+        <w:t xml:space="preserve">Step 2</w:t>
+      </w:r>
+      <w:r>
+        <w:rPr>
+          <w:rFonts w:ascii="Avenir Next" w:hAnsi="Avenir Next" w:cs="Avenir Next" w:eastAsia="Avenir Next"/>
+          <w:color w:val="1A1A1A"/>
           <w:sz w:val="18"/>
           <w:szCs w:val="18"/>
         </w:rPr>
-        <w:t xml:space="preserve">Step 2</w:t>
-      </w:r>
-      <w:r>
-        <w:rPr>
-          <w:rFonts w:ascii="Avenir Next" w:hAnsi="Avenir Next" w:cs="Avenir Next" w:eastAsia="Avenir Next"/>
-          <w:color w:val="1A1A1A"/>
-          <w:sz w:val="18"/>
-          <w:szCs w:val="18"/>
-        </w:rPr>
         <w:tab/>
       </w:r>
       <w:r>
         <w:rPr>
           <w:rFonts w:ascii="Avenir Next" w:hAnsi="Avenir Next" w:cs="Avenir Next" w:eastAsia="Avenir Next"/>
           <w:color w:val="1A1A1A"/>
+          <w:sz w:val="22"/>
+          <w:szCs w:val="21"/>
+        </w:rPr>
+        <w:t xml:space="preserve">Starts: 10, </w:t>
+      </w:r>
+      <w:r>
+        <w:rPr>
+          <w:rFonts w:ascii="Avenir Next" w:hAnsi="Avenir Next" w:cs="Avenir Next" w:eastAsia="Avenir Next"/>
+          <w:color w:val="1A1A1A"/>
           <w:sz w:val="21"/>
           <w:szCs w:val="21"/>
-        </w:rPr>
-        <w:t xml:space="preserve">Starts: 10, </w:t>
+          <w:u w:val="single"/>
+        </w:rPr>
+        <w:t xml:space="preserve">                </w:t>
+      </w:r>
+      <w:r>
+        <w:rPr>
+          <w:rFonts w:ascii="Avenir Next" w:hAnsi="Avenir Next" w:cs="Avenir Next" w:eastAsia="Avenir Next"/>
+          <w:color w:val="1A1A1A"/>
+          <w:sz w:val="22"/>
+          <w:szCs w:val="21"/>
+        </w:rPr>
+        <w:t xml:space="preserve">, </w:t>
       </w:r>
       <w:r>
         <w:rPr>
@@ -2602,26 +2640,7 @@
         <w:rPr>
           <w:rFonts w:ascii="Avenir Next" w:hAnsi="Avenir Next" w:cs="Avenir Next" w:eastAsia="Avenir Next"/>
           <w:color w:val="1A1A1A"/>
-          <w:sz w:val="21"/>
-          <w:szCs w:val="21"/>
-        </w:rPr>
-        <w:t xml:space="preserve">, </w:t>
-      </w:r>
-      <w:r>
-        <w:rPr>
-          <w:rFonts w:ascii="Avenir Next" w:hAnsi="Avenir Next" w:cs="Avenir Next" w:eastAsia="Avenir Next"/>
-          <w:color w:val="1A1A1A"/>
-          <w:sz w:val="21"/>
-          <w:szCs w:val="21"/>
-          <w:u w:val="single"/>
-        </w:rPr>
-        <w:t xml:space="preserve">                </w:t>
-      </w:r>
-      <w:r>
-        <w:rPr>
-          <w:rFonts w:ascii="Avenir Next" w:hAnsi="Avenir Next" w:cs="Avenir Next" w:eastAsia="Avenir Next"/>
-          <w:color w:val="1A1A1A"/>
-          <w:sz w:val="21"/>
+          <w:sz w:val="22"/>
           <w:szCs w:val="21"/>
         </w:rPr>
         <w:t xml:space="preserve">.</w:t>
@@ -2633,7 +2652,7 @@
         <w:tabs>
           <w:tab w:val="left" w:pos="1300"/>
         </w:tabs>
-        <w:spacing w:before="0" w:after="24" w:line="272" w:lineRule="auto"/>
+        <w:spacing w:before="0" w:after="20" w:line="240" w:lineRule="auto"/>
         <w:ind w:left="1300" w:hanging="868"/>
       </w:pPr>
       <w:r>
@@ -2641,35 +2660,35 @@
           <w:rFonts w:ascii="Avenir Next" w:hAnsi="Avenir Next" w:cs="Avenir Next" w:eastAsia="Avenir Next"/>
           <w:b/>
           <w:color w:val="003A70"/>
+          <w:sz w:val="22"/>
+          <w:szCs w:val="18"/>
+        </w:rPr>
+        <w:t xml:space="preserve">Step 3</w:t>
+      </w:r>
+      <w:r>
+        <w:rPr>
+          <w:rFonts w:ascii="Avenir Next" w:hAnsi="Avenir Next" w:cs="Avenir Next" w:eastAsia="Avenir Next"/>
+          <w:color w:val="1A1A1A"/>
           <w:sz w:val="18"/>
           <w:szCs w:val="18"/>
         </w:rPr>
-        <w:t xml:space="preserve">Step 3</w:t>
-      </w:r>
-      <w:r>
-        <w:rPr>
-          <w:rFonts w:ascii="Avenir Next" w:hAnsi="Avenir Next" w:cs="Avenir Next" w:eastAsia="Avenir Next"/>
-          <w:color w:val="1A1A1A"/>
-          <w:sz w:val="18"/>
-          <w:szCs w:val="18"/>
-        </w:rPr>
         <w:tab/>
       </w:r>
       <w:r>
         <w:rPr>
           <w:rFonts w:ascii="Avenir Next" w:hAnsi="Avenir Next" w:cs="Avenir Next" w:eastAsia="Avenir Next"/>
           <w:color w:val="1A1A1A"/>
+          <w:sz w:val="22"/>
+          <w:szCs w:val="21"/>
+        </w:rPr>
+        <w:t xml:space="preserve">The last interval is </w:t>
+      </w:r>
+      <w:r>
+        <w:rPr>
+          <w:rFonts w:ascii="Avenir Next" w:hAnsi="Avenir Next" w:cs="Avenir Next" w:eastAsia="Avenir Next"/>
+          <w:color w:val="1A1A1A"/>
           <w:sz w:val="21"/>
           <w:szCs w:val="21"/>
-        </w:rPr>
-        <w:t xml:space="preserve">The last interval is </w:t>
-      </w:r>
-      <w:r>
-        <w:rPr>
-          <w:rFonts w:ascii="Avenir Next" w:hAnsi="Avenir Next" w:cs="Avenir Next" w:eastAsia="Avenir Next"/>
-          <w:color w:val="1A1A1A"/>
-          <w:sz w:val="21"/>
-          <w:szCs w:val="21"/>
           <w:u w:val="single"/>
         </w:rPr>
         <w:t xml:space="preserve">                </w:t>
@@ -2678,7 +2697,7 @@
         <w:rPr>
           <w:rFonts w:ascii="Avenir Next" w:hAnsi="Avenir Next" w:cs="Avenir Next" w:eastAsia="Avenir Next"/>
           <w:color w:val="1A1A1A"/>
-          <w:sz w:val="21"/>
+          <w:sz w:val="22"/>
           <w:szCs w:val="21"/>
         </w:rPr>
         <w:t xml:space="preserve">.</w:t>
@@ -2695,7 +2714,7 @@
         <w:tabs>
           <w:tab w:val="left" w:pos="432"/>
         </w:tabs>
-        <w:spacing w:before="90" w:after="40" w:line="268" w:lineRule="auto"/>
+        <w:spacing w:before="76" w:after="34" w:line="240" w:lineRule="auto"/>
         <w:ind w:left="432" w:hanging="432"/>
       </w:pPr>
       <w:r>
@@ -2733,7 +2752,7 @@
         <w:tabs>
           <w:tab w:val="left" w:pos="1300"/>
         </w:tabs>
-        <w:spacing w:before="0" w:after="24" w:line="272" w:lineRule="auto"/>
+        <w:spacing w:before="0" w:after="20" w:line="240" w:lineRule="auto"/>
         <w:ind w:left="1300" w:hanging="868"/>
       </w:pPr>
       <w:r>
@@ -2741,35 +2760,35 @@
           <w:rFonts w:ascii="Avenir Next" w:hAnsi="Avenir Next" w:cs="Avenir Next" w:eastAsia="Avenir Next"/>
           <w:b/>
           <w:color w:val="003A70"/>
+          <w:sz w:val="22"/>
+          <w:szCs w:val="18"/>
+        </w:rPr>
+        <w:t xml:space="preserve">Step 1</w:t>
+      </w:r>
+      <w:r>
+        <w:rPr>
+          <w:rFonts w:ascii="Avenir Next" w:hAnsi="Avenir Next" w:cs="Avenir Next" w:eastAsia="Avenir Next"/>
+          <w:color w:val="1A1A1A"/>
           <w:sz w:val="18"/>
           <w:szCs w:val="18"/>
         </w:rPr>
-        <w:t xml:space="preserve">Step 1</w:t>
-      </w:r>
-      <w:r>
-        <w:rPr>
-          <w:rFonts w:ascii="Avenir Next" w:hAnsi="Avenir Next" w:cs="Avenir Next" w:eastAsia="Avenir Next"/>
-          <w:color w:val="1A1A1A"/>
-          <w:sz w:val="18"/>
-          <w:szCs w:val="18"/>
-        </w:rPr>
         <w:tab/>
       </w:r>
       <w:r>
         <w:rPr>
           <w:rFonts w:ascii="Avenir Next" w:hAnsi="Avenir Next" w:cs="Avenir Next" w:eastAsia="Avenir Next"/>
           <w:color w:val="1A1A1A"/>
+          <w:sz w:val="22"/>
+          <w:szCs w:val="21"/>
+        </w:rPr>
+        <w:t xml:space="preserve">Start at </w:t>
+      </w:r>
+      <w:r>
+        <w:rPr>
+          <w:rFonts w:ascii="Avenir Next" w:hAnsi="Avenir Next" w:cs="Avenir Next" w:eastAsia="Avenir Next"/>
+          <w:color w:val="1A1A1A"/>
           <w:sz w:val="21"/>
           <w:szCs w:val="21"/>
-        </w:rPr>
-        <w:t xml:space="preserve">Start at </w:t>
-      </w:r>
-      <w:r>
-        <w:rPr>
-          <w:rFonts w:ascii="Avenir Next" w:hAnsi="Avenir Next" w:cs="Avenir Next" w:eastAsia="Avenir Next"/>
-          <w:color w:val="1A1A1A"/>
-          <w:sz w:val="21"/>
-          <w:szCs w:val="21"/>
           <w:u w:val="single"/>
         </w:rPr>
         <w:t xml:space="preserve">                </w:t>
@@ -2778,7 +2797,7 @@
         <w:rPr>
           <w:rFonts w:ascii="Avenir Next" w:hAnsi="Avenir Next" w:cs="Avenir Next" w:eastAsia="Avenir Next"/>
           <w:color w:val="1A1A1A"/>
-          <w:sz w:val="21"/>
+          <w:sz w:val="22"/>
           <w:szCs w:val="21"/>
         </w:rPr>
         <w:t xml:space="preserve">.</w:t>
@@ -2790,7 +2809,7 @@
         <w:tabs>
           <w:tab w:val="left" w:pos="1300"/>
         </w:tabs>
-        <w:spacing w:before="0" w:after="24" w:line="272" w:lineRule="auto"/>
+        <w:spacing w:before="0" w:after="20" w:line="240" w:lineRule="auto"/>
         <w:ind w:left="1300" w:hanging="868"/>
       </w:pPr>
       <w:r>
@@ -2798,28 +2817,47 @@
           <w:rFonts w:ascii="Avenir Next" w:hAnsi="Avenir Next" w:cs="Avenir Next" w:eastAsia="Avenir Next"/>
           <w:b/>
           <w:color w:val="003A70"/>
+          <w:sz w:val="22"/>
+          <w:szCs w:val="18"/>
+        </w:rPr>
+        <w:t xml:space="preserve">Step 2</w:t>
+      </w:r>
+      <w:r>
+        <w:rPr>
+          <w:rFonts w:ascii="Avenir Next" w:hAnsi="Avenir Next" w:cs="Avenir Next" w:eastAsia="Avenir Next"/>
+          <w:color w:val="1A1A1A"/>
           <w:sz w:val="18"/>
           <w:szCs w:val="18"/>
         </w:rPr>
-        <w:t xml:space="preserve">Step 2</w:t>
-      </w:r>
-      <w:r>
-        <w:rPr>
-          <w:rFonts w:ascii="Avenir Next" w:hAnsi="Avenir Next" w:cs="Avenir Next" w:eastAsia="Avenir Next"/>
-          <w:color w:val="1A1A1A"/>
-          <w:sz w:val="18"/>
-          <w:szCs w:val="18"/>
-        </w:rPr>
         <w:tab/>
       </w:r>
       <w:r>
         <w:rPr>
           <w:rFonts w:ascii="Avenir Next" w:hAnsi="Avenir Next" w:cs="Avenir Next" w:eastAsia="Avenir Next"/>
           <w:color w:val="1A1A1A"/>
+          <w:sz w:val="22"/>
+          <w:szCs w:val="21"/>
+        </w:rPr>
+        <w:t xml:space="preserve">Starts: 40, </w:t>
+      </w:r>
+      <w:r>
+        <w:rPr>
+          <w:rFonts w:ascii="Avenir Next" w:hAnsi="Avenir Next" w:cs="Avenir Next" w:eastAsia="Avenir Next"/>
+          <w:color w:val="1A1A1A"/>
           <w:sz w:val="21"/>
           <w:szCs w:val="21"/>
-        </w:rPr>
-        <w:t xml:space="preserve">Starts: 40, </w:t>
+          <w:u w:val="single"/>
+        </w:rPr>
+        <w:t xml:space="preserve">                </w:t>
+      </w:r>
+      <w:r>
+        <w:rPr>
+          <w:rFonts w:ascii="Avenir Next" w:hAnsi="Avenir Next" w:cs="Avenir Next" w:eastAsia="Avenir Next"/>
+          <w:color w:val="1A1A1A"/>
+          <w:sz w:val="22"/>
+          <w:szCs w:val="21"/>
+        </w:rPr>
+        <w:t xml:space="preserve">, </w:t>
       </w:r>
       <w:r>
         <w:rPr>
@@ -2835,17 +2873,17 @@
         <w:rPr>
           <w:rFonts w:ascii="Avenir Next" w:hAnsi="Avenir Next" w:cs="Avenir Next" w:eastAsia="Avenir Next"/>
           <w:color w:val="1A1A1A"/>
+          <w:sz w:val="22"/>
+          <w:szCs w:val="21"/>
+        </w:rPr>
+        <w:t xml:space="preserve">, </w:t>
+      </w:r>
+      <w:r>
+        <w:rPr>
+          <w:rFonts w:ascii="Avenir Next" w:hAnsi="Avenir Next" w:cs="Avenir Next" w:eastAsia="Avenir Next"/>
+          <w:color w:val="1A1A1A"/>
           <w:sz w:val="21"/>
           <w:szCs w:val="21"/>
-        </w:rPr>
-        <w:t xml:space="preserve">, </w:t>
-      </w:r>
-      <w:r>
-        <w:rPr>
-          <w:rFonts w:ascii="Avenir Next" w:hAnsi="Avenir Next" w:cs="Avenir Next" w:eastAsia="Avenir Next"/>
-          <w:color w:val="1A1A1A"/>
-          <w:sz w:val="21"/>
-          <w:szCs w:val="21"/>
           <w:u w:val="single"/>
         </w:rPr>
         <w:t xml:space="preserve">                </w:t>
@@ -2854,26 +2892,7 @@
         <w:rPr>
           <w:rFonts w:ascii="Avenir Next" w:hAnsi="Avenir Next" w:cs="Avenir Next" w:eastAsia="Avenir Next"/>
           <w:color w:val="1A1A1A"/>
-          <w:sz w:val="21"/>
-          <w:szCs w:val="21"/>
-        </w:rPr>
-        <w:t xml:space="preserve">, </w:t>
-      </w:r>
-      <w:r>
-        <w:rPr>
-          <w:rFonts w:ascii="Avenir Next" w:hAnsi="Avenir Next" w:cs="Avenir Next" w:eastAsia="Avenir Next"/>
-          <w:color w:val="1A1A1A"/>
-          <w:sz w:val="21"/>
-          <w:szCs w:val="21"/>
-          <w:u w:val="single"/>
-        </w:rPr>
-        <w:t xml:space="preserve">                </w:t>
-      </w:r>
-      <w:r>
-        <w:rPr>
-          <w:rFonts w:ascii="Avenir Next" w:hAnsi="Avenir Next" w:cs="Avenir Next" w:eastAsia="Avenir Next"/>
-          <w:color w:val="1A1A1A"/>
-          <w:sz w:val="21"/>
+          <w:sz w:val="22"/>
           <w:szCs w:val="21"/>
         </w:rPr>
         <w:t xml:space="preserve">.</w:t>
@@ -2885,7 +2904,7 @@
         <w:tabs>
           <w:tab w:val="left" w:pos="1300"/>
         </w:tabs>
-        <w:spacing w:before="0" w:after="24" w:line="272" w:lineRule="auto"/>
+        <w:spacing w:before="0" w:after="20" w:line="240" w:lineRule="auto"/>
         <w:ind w:left="1300" w:hanging="868"/>
       </w:pPr>
       <w:r>
@@ -2893,35 +2912,35 @@
           <w:rFonts w:ascii="Avenir Next" w:hAnsi="Avenir Next" w:cs="Avenir Next" w:eastAsia="Avenir Next"/>
           <w:b/>
           <w:color w:val="003A70"/>
+          <w:sz w:val="22"/>
+          <w:szCs w:val="18"/>
+        </w:rPr>
+        <w:t xml:space="preserve">Step 3</w:t>
+      </w:r>
+      <w:r>
+        <w:rPr>
+          <w:rFonts w:ascii="Avenir Next" w:hAnsi="Avenir Next" w:cs="Avenir Next" w:eastAsia="Avenir Next"/>
+          <w:color w:val="1A1A1A"/>
           <w:sz w:val="18"/>
           <w:szCs w:val="18"/>
         </w:rPr>
-        <w:t xml:space="preserve">Step 3</w:t>
-      </w:r>
-      <w:r>
-        <w:rPr>
-          <w:rFonts w:ascii="Avenir Next" w:hAnsi="Avenir Next" w:cs="Avenir Next" w:eastAsia="Avenir Next"/>
-          <w:color w:val="1A1A1A"/>
-          <w:sz w:val="18"/>
-          <w:szCs w:val="18"/>
-        </w:rPr>
         <w:tab/>
       </w:r>
       <w:r>
         <w:rPr>
           <w:rFonts w:ascii="Avenir Next" w:hAnsi="Avenir Next" w:cs="Avenir Next" w:eastAsia="Avenir Next"/>
           <w:color w:val="1A1A1A"/>
+          <w:sz w:val="22"/>
+          <w:szCs w:val="21"/>
+        </w:rPr>
+        <w:t xml:space="preserve">The last interval is </w:t>
+      </w:r>
+      <w:r>
+        <w:rPr>
+          <w:rFonts w:ascii="Avenir Next" w:hAnsi="Avenir Next" w:cs="Avenir Next" w:eastAsia="Avenir Next"/>
+          <w:color w:val="1A1A1A"/>
           <w:sz w:val="21"/>
           <w:szCs w:val="21"/>
-        </w:rPr>
-        <w:t xml:space="preserve">The last interval is </w:t>
-      </w:r>
-      <w:r>
-        <w:rPr>
-          <w:rFonts w:ascii="Avenir Next" w:hAnsi="Avenir Next" w:cs="Avenir Next" w:eastAsia="Avenir Next"/>
-          <w:color w:val="1A1A1A"/>
-          <w:sz w:val="21"/>
-          <w:szCs w:val="21"/>
           <w:u w:val="single"/>
         </w:rPr>
         <w:t xml:space="preserve">                </w:t>
@@ -2930,7 +2949,7 @@
         <w:rPr>
           <w:rFonts w:ascii="Avenir Next" w:hAnsi="Avenir Next" w:cs="Avenir Next" w:eastAsia="Avenir Next"/>
           <w:color w:val="1A1A1A"/>
-          <w:sz w:val="21"/>
+          <w:sz w:val="22"/>
           <w:szCs w:val="21"/>
         </w:rPr>
         <w:t xml:space="preserve">.</w:t>
@@ -2943,6 +2962,7 @@
     </w:p>
     <w:p>
       <w:pPr>
+        <w:pStyle w:val="Heading2"/>
         <w:keepNext/>
         <w:pBdr>
           <w:bottom w:val="single" w:sz="8" w:space="3" w:color="003A70"/>
@@ -2950,7 +2970,7 @@
         <w:tabs>
           <w:tab w:val="right" w:pos="9504"/>
         </w:tabs>
-        <w:spacing w:before="50" w:after="36" w:line="240" w:lineRule="auto"/>
+        <w:spacing w:before="42" w:after="31" w:line="240" w:lineRule="auto"/>
       </w:pPr>
       <w:r>
         <w:rPr>
@@ -2958,7 +2978,7 @@
           <w:b/>
           <w:color w:val="003A70"/>
           <w:spacing w:val="14"/>
-          <w:sz w:val="19"/>
+          <w:sz w:val="22"/>
           <w:szCs w:val="19"/>
         </w:rPr>
         <w:t xml:space="preserve">YOUR TURN</w:t>
@@ -2977,7 +2997,7 @@
           <w:rFonts w:ascii="Avenir Next" w:hAnsi="Avenir Next" w:cs="Avenir Next" w:eastAsia="Avenir Next"/>
           <w:i/>
           <w:color w:val="5A5F66"/>
-          <w:sz w:val="17"/>
+          <w:sz w:val="22"/>
           <w:szCs w:val="17"/>
         </w:rPr>
         <w:t xml:space="preserve">use the steps on your own</w:t>
@@ -3027,7 +3047,7 @@
               <w:tabs>
                 <w:tab w:val="left" w:pos="432"/>
               </w:tabs>
-              <w:spacing w:before="90" w:after="40" w:line="268" w:lineRule="auto"/>
+              <w:spacing w:before="76" w:after="34" w:line="240" w:lineRule="auto"/>
               <w:ind w:left="432" w:hanging="432"/>
             </w:pPr>
             <w:r>
@@ -3100,7 +3120,7 @@
                     <w:tabs>
                       <w:tab w:val="left" w:pos="340"/>
                     </w:tabs>
-                    <w:spacing w:before="0" w:after="0" w:line="276" w:lineRule="auto"/>
+                    <w:spacing w:before="0" w:after="0" w:line="240" w:lineRule="auto"/>
                     <w:ind w:left="340" w:hanging="340"/>
                   </w:pPr>
                   <w:r>
@@ -3162,7 +3182,7 @@
                     <w:tabs>
                       <w:tab w:val="left" w:pos="340"/>
                     </w:tabs>
-                    <w:spacing w:before="0" w:after="0" w:line="276" w:lineRule="auto"/>
+                    <w:spacing w:before="0" w:after="0" w:line="240" w:lineRule="auto"/>
                     <w:ind w:left="340" w:hanging="340"/>
                   </w:pPr>
                   <w:r>
@@ -3230,7 +3250,7 @@
                     <w:tabs>
                       <w:tab w:val="left" w:pos="340"/>
                     </w:tabs>
-                    <w:spacing w:before="0" w:after="0" w:line="276" w:lineRule="auto"/>
+                    <w:spacing w:before="0" w:after="0" w:line="240" w:lineRule="auto"/>
                     <w:ind w:left="340" w:hanging="340"/>
                   </w:pPr>
                   <w:r>
@@ -3292,7 +3312,7 @@
                     <w:tabs>
                       <w:tab w:val="left" w:pos="340"/>
                     </w:tabs>
-                    <w:spacing w:before="0" w:after="0" w:line="276" w:lineRule="auto"/>
+                    <w:spacing w:before="0" w:after="0" w:line="240" w:lineRule="auto"/>
                     <w:ind w:left="340" w:hanging="340"/>
                   </w:pPr>
                   <w:r>
@@ -3361,6 +3381,7 @@
     </w:p>
     <w:p>
       <w:pPr>
+        <w:pStyle w:val="Heading2"/>
         <w:keepNext/>
         <w:pBdr>
           <w:bottom w:val="single" w:sz="8" w:space="3" w:color="003A70"/>
@@ -3368,7 +3389,7 @@
         <w:tabs>
           <w:tab w:val="right" w:pos="9504"/>
         </w:tabs>
-        <w:spacing w:before="50" w:after="36" w:line="240" w:lineRule="auto"/>
+        <w:spacing w:before="42" w:after="31" w:line="240" w:lineRule="auto"/>
       </w:pPr>
       <w:r>
         <w:rPr>
@@ -3376,7 +3397,7 @@
           <w:b/>
           <w:color w:val="003A70"/>
           <w:spacing w:val="14"/>
-          <w:sz w:val="19"/>
+          <w:sz w:val="22"/>
           <w:szCs w:val="19"/>
         </w:rPr>
         <w:t xml:space="preserve">READY CHECK</w:t>
@@ -3395,7 +3416,7 @@
           <w:rFonts w:ascii="Avenir Next" w:hAnsi="Avenir Next" w:cs="Avenir Next" w:eastAsia="Avenir Next"/>
           <w:i/>
           <w:color w:val="5A5F66"/>
-          <w:sz w:val="17"/>
+          <w:sz w:val="22"/>
           <w:szCs w:val="17"/>
         </w:rPr>
         <w:t xml:space="preserve">a problem like the one in today’s lesson</w:t>
@@ -3445,7 +3466,7 @@
               <w:tabs>
                 <w:tab w:val="left" w:pos="432"/>
               </w:tabs>
-              <w:spacing w:before="90" w:after="40" w:line="268" w:lineRule="auto"/>
+              <w:spacing w:before="76" w:after="34" w:line="240" w:lineRule="auto"/>
               <w:ind w:left="432" w:hanging="432"/>
             </w:pPr>
             <w:r>
@@ -3517,7 +3538,7 @@
                     <w:tabs>
                       <w:tab w:val="left" w:pos="340"/>
                     </w:tabs>
-                    <w:spacing w:before="0" w:after="0" w:line="264" w:lineRule="auto"/>
+                    <w:spacing w:before="0" w:after="0" w:line="240" w:lineRule="auto"/>
                     <w:ind w:left="340" w:hanging="340"/>
                   </w:pPr>
                   <w:r>
@@ -3525,25 +3546,25 @@
                       <w:rFonts w:ascii="Avenir Next" w:hAnsi="Avenir Next" w:cs="Avenir Next" w:eastAsia="Avenir Next"/>
                       <w:b/>
                       <w:color w:val="003A70"/>
+                      <w:sz w:val="22"/>
+                      <w:szCs w:val="21"/>
+                    </w:rPr>
+                    <w:t xml:space="preserve">A</w:t>
+                  </w:r>
+                  <w:r>
+                    <w:rPr>
+                      <w:rFonts w:ascii="Avenir Next" w:hAnsi="Avenir Next" w:cs="Avenir Next" w:eastAsia="Avenir Next"/>
+                      <w:color w:val="1A1A1A"/>
                       <w:sz w:val="21"/>
                       <w:szCs w:val="21"/>
                     </w:rPr>
-                    <w:t xml:space="preserve">A</w:t>
-                  </w:r>
-                  <w:r>
-                    <w:rPr>
-                      <w:rFonts w:ascii="Avenir Next" w:hAnsi="Avenir Next" w:cs="Avenir Next" w:eastAsia="Avenir Next"/>
-                      <w:color w:val="1A1A1A"/>
-                      <w:sz w:val="21"/>
-                      <w:szCs w:val="21"/>
-                    </w:rPr>
                     <w:tab/>
                   </w:r>
                   <w:r>
                     <w:rPr>
                       <w:rFonts w:ascii="Avenir Next" w:hAnsi="Avenir Next" w:cs="Avenir Next" w:eastAsia="Avenir Next"/>
                       <w:color w:val="1A1A1A"/>
-                      <w:sz w:val="21"/>
+                      <w:sz w:val="22"/>
                       <w:szCs w:val="21"/>
                     </w:rPr>
                     <w:t xml:space="preserve">60–69, 70–79, 80–89</w:t>
@@ -3560,7 +3581,7 @@
                     <w:tabs>
                       <w:tab w:val="left" w:pos="340"/>
                     </w:tabs>
-                    <w:spacing w:before="0" w:after="0" w:line="264" w:lineRule="auto"/>
+                    <w:spacing w:before="0" w:after="0" w:line="240" w:lineRule="auto"/>
                     <w:ind w:left="340" w:hanging="340"/>
                   </w:pPr>
                   <w:r>
@@ -3568,25 +3589,25 @@
                       <w:rFonts w:ascii="Avenir Next" w:hAnsi="Avenir Next" w:cs="Avenir Next" w:eastAsia="Avenir Next"/>
                       <w:b/>
                       <w:color w:val="003A70"/>
+                      <w:sz w:val="22"/>
+                      <w:szCs w:val="21"/>
+                    </w:rPr>
+                    <w:t xml:space="preserve">B</w:t>
+                  </w:r>
+                  <w:r>
+                    <w:rPr>
+                      <w:rFonts w:ascii="Avenir Next" w:hAnsi="Avenir Next" w:cs="Avenir Next" w:eastAsia="Avenir Next"/>
+                      <w:color w:val="1A1A1A"/>
                       <w:sz w:val="21"/>
                       <w:szCs w:val="21"/>
                     </w:rPr>
-                    <w:t xml:space="preserve">B</w:t>
-                  </w:r>
-                  <w:r>
-                    <w:rPr>
-                      <w:rFonts w:ascii="Avenir Next" w:hAnsi="Avenir Next" w:cs="Avenir Next" w:eastAsia="Avenir Next"/>
-                      <w:color w:val="1A1A1A"/>
-                      <w:sz w:val="21"/>
-                      <w:szCs w:val="21"/>
-                    </w:rPr>
                     <w:tab/>
                   </w:r>
                   <w:r>
                     <w:rPr>
                       <w:rFonts w:ascii="Avenir Next" w:hAnsi="Avenir Next" w:cs="Avenir Next" w:eastAsia="Avenir Next"/>
                       <w:color w:val="1A1A1A"/>
-                      <w:sz w:val="21"/>
+                      <w:sz w:val="22"/>
                       <w:szCs w:val="21"/>
                     </w:rPr>
                     <w:t xml:space="preserve">62–71, 72–81, 82–91</w:t>
@@ -3608,7 +3629,7 @@
                     <w:tabs>
                       <w:tab w:val="left" w:pos="340"/>
                     </w:tabs>
-                    <w:spacing w:before="0" w:after="0" w:line="264" w:lineRule="auto"/>
+                    <w:spacing w:before="0" w:after="0" w:line="240" w:lineRule="auto"/>
                     <w:ind w:left="340" w:hanging="340"/>
                   </w:pPr>
                   <w:r>
@@ -3616,25 +3637,25 @@
                       <w:rFonts w:ascii="Avenir Next" w:hAnsi="Avenir Next" w:cs="Avenir Next" w:eastAsia="Avenir Next"/>
                       <w:b/>
                       <w:color w:val="003A70"/>
+                      <w:sz w:val="22"/>
+                      <w:szCs w:val="21"/>
+                    </w:rPr>
+                    <w:t xml:space="preserve">C</w:t>
+                  </w:r>
+                  <w:r>
+                    <w:rPr>
+                      <w:rFonts w:ascii="Avenir Next" w:hAnsi="Avenir Next" w:cs="Avenir Next" w:eastAsia="Avenir Next"/>
+                      <w:color w:val="1A1A1A"/>
                       <w:sz w:val="21"/>
                       <w:szCs w:val="21"/>
                     </w:rPr>
-                    <w:t xml:space="preserve">C</w:t>
-                  </w:r>
-                  <w:r>
-                    <w:rPr>
-                      <w:rFonts w:ascii="Avenir Next" w:hAnsi="Avenir Next" w:cs="Avenir Next" w:eastAsia="Avenir Next"/>
-                      <w:color w:val="1A1A1A"/>
-                      <w:sz w:val="21"/>
-                      <w:szCs w:val="21"/>
-                    </w:rPr>
                     <w:tab/>
                   </w:r>
                   <w:r>
                     <w:rPr>
                       <w:rFonts w:ascii="Avenir Next" w:hAnsi="Avenir Next" w:cs="Avenir Next" w:eastAsia="Avenir Next"/>
                       <w:color w:val="1A1A1A"/>
-                      <w:sz w:val="21"/>
+                      <w:sz w:val="22"/>
                       <w:szCs w:val="21"/>
                     </w:rPr>
                     <w:t xml:space="preserve">60–69, 70–79, 80–89, 90–99</w:t>
@@ -3651,7 +3672,7 @@
                     <w:tabs>
                       <w:tab w:val="left" w:pos="340"/>
                     </w:tabs>
-                    <w:spacing w:before="0" w:after="0" w:line="264" w:lineRule="auto"/>
+                    <w:spacing w:before="0" w:after="0" w:line="240" w:lineRule="auto"/>
                     <w:ind w:left="340" w:hanging="340"/>
                   </w:pPr>
                   <w:r>
@@ -3659,25 +3680,25 @@
                       <w:rFonts w:ascii="Avenir Next" w:hAnsi="Avenir Next" w:cs="Avenir Next" w:eastAsia="Avenir Next"/>
                       <w:b/>
                       <w:color w:val="003A70"/>
+                      <w:sz w:val="22"/>
+                      <w:szCs w:val="21"/>
+                    </w:rPr>
+                    <w:t xml:space="preserve">D</w:t>
+                  </w:r>
+                  <w:r>
+                    <w:rPr>
+                      <w:rFonts w:ascii="Avenir Next" w:hAnsi="Avenir Next" w:cs="Avenir Next" w:eastAsia="Avenir Next"/>
+                      <w:color w:val="1A1A1A"/>
                       <w:sz w:val="21"/>
                       <w:szCs w:val="21"/>
                     </w:rPr>
-                    <w:t xml:space="preserve">D</w:t>
-                  </w:r>
-                  <w:r>
-                    <w:rPr>
-                      <w:rFonts w:ascii="Avenir Next" w:hAnsi="Avenir Next" w:cs="Avenir Next" w:eastAsia="Avenir Next"/>
-                      <w:color w:val="1A1A1A"/>
-                      <w:sz w:val="21"/>
-                      <w:szCs w:val="21"/>
-                    </w:rPr>
                     <w:tab/>
                   </w:r>
                   <w:r>
                     <w:rPr>
                       <w:rFonts w:ascii="Avenir Next" w:hAnsi="Avenir Next" w:cs="Avenir Next" w:eastAsia="Avenir Next"/>
                       <w:color w:val="1A1A1A"/>
-                      <w:sz w:val="21"/>
+                      <w:sz w:val="22"/>
                       <w:szCs w:val="21"/>
                     </w:rPr>
                     <w:t xml:space="preserve">70–79, 80–89, 90–99</w:t>
@@ -3726,19 +3747,42 @@
         <w:tblLook w:val="0000" w:firstRow="0" w:lastRow="0" w:firstColumn="0" w:lastColumn="0" w:noHBand="1" w:noVBand="1"/>
       </w:tblPr>
       <w:tblGrid>
-        <w:gridCol w:w="2000"/>
-        <w:gridCol w:w="2300"/>
-        <w:gridCol w:w="2100"/>
-        <w:gridCol w:w="3104"/>
+        <w:gridCol w:w="1750"/>
+        <w:gridCol w:w="2500"/>
+        <w:gridCol w:w="2200"/>
+        <w:gridCol w:w="3054"/>
       </w:tblGrid>
       <w:tr>
         <w:trPr>
           <w:cantSplit/>
-          <w:trHeight w:val="320" w:hRule="atLeast"/>
+          <w:trHeight w:val="300" w:hRule="atLeast"/>
         </w:trPr>
         <w:tc>
           <w:tcPr>
-            <w:tcW w:w="2000" w:type="dxa"/>
+            <w:tcW w:w="1750" w:type="dxa"/>
+            <w:vAlign w:val="center"/>
+          </w:tcPr>
+          <w:p>
+            <w:pPr>
+              <w:pStyle w:val="Heading2"/>
+              <w:spacing w:before="0" w:after="0" w:line="240" w:lineRule="auto"/>
+            </w:pPr>
+            <w:r>
+              <w:rPr>
+                <w:rFonts w:ascii="Avenir Next" w:hAnsi="Avenir Next" w:cs="Avenir Next" w:eastAsia="Avenir Next"/>
+                <w:b/>
+                <w:color w:val="003A70"/>
+                <w:spacing w:val="12"/>
+                <w:sz w:val="15"/>
+                <w:szCs w:val="15"/>
+              </w:rPr>
+              <w:t xml:space="preserve">CHECK YOURSELF</w:t>
+            </w:r>
+          </w:p>
+        </w:tc>
+        <w:tc>
+          <w:tcPr>
+            <w:tcW w:w="2500" w:type="dxa"/>
             <w:vAlign w:val="center"/>
           </w:tcPr>
           <w:p>
@@ -3747,20 +3791,27 @@
             </w:pPr>
             <w:r>
               <w:rPr>
-                <w:rFonts w:ascii="Avenir Next" w:hAnsi="Avenir Next" w:cs="Avenir Next" w:eastAsia="Avenir Next"/>
-                <w:b/>
-                <w:color w:val="003A70"/>
-                <w:spacing w:val="12"/>
-                <w:sz w:val="15"/>
-                <w:szCs w:val="15"/>
-              </w:rPr>
-              <w:t xml:space="preserve">CHECK YOURSELF</w:t>
+                <w:rFonts w:ascii="Arial" w:hAnsi="Arial" w:cs="Arial" w:eastAsia="Arial"/>
+                <w:color w:val="1A1A1A"/>
+                <w:sz w:val="20"/>
+                <w:szCs w:val="20"/>
+              </w:rPr>
+              <w:t xml:space="preserve">□</w:t>
+            </w:r>
+            <w:r>
+              <w:rPr>
+                <w:rFonts w:ascii="Avenir Next" w:hAnsi="Avenir Next" w:cs="Avenir Next" w:eastAsia="Avenir Next"/>
+                <w:color w:val="1A1A1A"/>
+                <w:sz w:val="17"/>
+                <w:szCs w:val="17"/>
+              </w:rPr>
+              <w:t xml:space="preserve">  I can do this on my own</w:t>
             </w:r>
           </w:p>
         </w:tc>
         <w:tc>
           <w:tcPr>
-            <w:tcW w:w="2300" w:type="dxa"/>
+            <w:tcW w:w="2200" w:type="dxa"/>
             <w:vAlign w:val="center"/>
           </w:tcPr>
           <w:p>
@@ -3771,8 +3822,8 @@
               <w:rPr>
                 <w:rFonts w:ascii="Arial" w:hAnsi="Arial" w:cs="Arial" w:eastAsia="Arial"/>
                 <w:color w:val="1A1A1A"/>
-                <w:sz w:val="24"/>
-                <w:szCs w:val="24"/>
+                <w:sz w:val="20"/>
+                <w:szCs w:val="20"/>
               </w:rPr>
               <w:t xml:space="preserve">□</w:t>
             </w:r>
@@ -3783,13 +3834,13 @@
                 <w:sz w:val="17"/>
                 <w:szCs w:val="17"/>
               </w:rPr>
-              <w:t xml:space="preserve">  I can do this on my own</w:t>
+              <w:t xml:space="preserve">  I need a little help</w:t>
             </w:r>
           </w:p>
         </w:tc>
         <w:tc>
           <w:tcPr>
-            <w:tcW w:w="2100" w:type="dxa"/>
+            <w:tcW w:w="3054" w:type="dxa"/>
             <w:vAlign w:val="center"/>
           </w:tcPr>
           <w:p>
@@ -3800,37 +3851,8 @@
               <w:rPr>
                 <w:rFonts w:ascii="Arial" w:hAnsi="Arial" w:cs="Arial" w:eastAsia="Arial"/>
                 <w:color w:val="1A1A1A"/>
-                <w:sz w:val="24"/>
-                <w:szCs w:val="24"/>
-              </w:rPr>
-              <w:t xml:space="preserve">□</w:t>
-            </w:r>
-            <w:r>
-              <w:rPr>
-                <w:rFonts w:ascii="Avenir Next" w:hAnsi="Avenir Next" w:cs="Avenir Next" w:eastAsia="Avenir Next"/>
-                <w:color w:val="1A1A1A"/>
-                <w:sz w:val="17"/>
-                <w:szCs w:val="17"/>
-              </w:rPr>
-              <w:t xml:space="preserve">  I need a little help</w:t>
-            </w:r>
-          </w:p>
-        </w:tc>
-        <w:tc>
-          <w:tcPr>
-            <w:tcW w:w="3104" w:type="dxa"/>
-            <w:vAlign w:val="center"/>
-          </w:tcPr>
-          <w:p>
-            <w:pPr>
-              <w:spacing w:before="0" w:after="0" w:line="240" w:lineRule="auto"/>
-            </w:pPr>
-            <w:r>
-              <w:rPr>
-                <w:rFonts w:ascii="Arial" w:hAnsi="Arial" w:cs="Arial" w:eastAsia="Arial"/>
-                <w:color w:val="1A1A1A"/>
-                <w:sz w:val="24"/>
-                <w:szCs w:val="24"/>
+                <w:sz w:val="20"/>
+                <w:szCs w:val="20"/>
               </w:rPr>
               <w:t xml:space="preserve">□</w:t>
             </w:r>
@@ -3865,7 +3887,7 @@
     <w:sectPr>
       <w:footerReference w:type="default" r:id="rIdFooter1"/>
       <w:pgSz w:w="12240" w:h="15840"/>
-      <w:pgMar w:top="893" w:right="1224" w:bottom="835" w:left="1512" w:header="432" w:footer="432" w:gutter="0"/>
+      <w:pgMar w:top="780" w:right="1224" w:bottom="760" w:left="1512" w:header="432" w:footer="432" w:gutter="0"/>
       <w:cols w:space="720"/>
     </w:sectPr>
   </w:body>
@@ -3945,7 +3967,106 @@
               <w:sz w:val="15"/>
               <w:szCs w:val="15"/>
             </w:rPr>
-            <w:t xml:space="preserve">Lesson 2-2  ·  Session 1  ·  Prerequisite Practice B</w:t>
+            <w:t xml:space="preserve">2-2 · Page </w:t>
+          </w:r>
+          <w:r>
+            <w:rPr>
+              <w:rFonts w:ascii="Avenir Next" w:hAnsi="Avenir Next" w:cs="Avenir Next" w:eastAsia="Avenir Next"/>
+              <w:color w:val="5A5F66"/>
+              <w:sz w:val="15"/>
+              <w:szCs w:val="15"/>
+            </w:rPr>
+            <w:fldChar w:fldCharType="begin"/>
+          </w:r>
+          <w:r>
+            <w:rPr>
+              <w:rFonts w:ascii="Avenir Next" w:hAnsi="Avenir Next" w:cs="Avenir Next" w:eastAsia="Avenir Next"/>
+              <w:color w:val="5A5F66"/>
+              <w:sz w:val="15"/>
+              <w:szCs w:val="15"/>
+            </w:rPr>
+            <w:instrText xml:space="preserve"> PAGE </w:instrText>
+          </w:r>
+          <w:r>
+            <w:rPr>
+              <w:rFonts w:ascii="Avenir Next" w:hAnsi="Avenir Next" w:cs="Avenir Next" w:eastAsia="Avenir Next"/>
+              <w:color w:val="5A5F66"/>
+              <w:sz w:val="15"/>
+              <w:szCs w:val="15"/>
+            </w:rPr>
+            <w:fldChar w:fldCharType="separate"/>
+          </w:r>
+          <w:r>
+            <w:rPr>
+              <w:rFonts w:ascii="Avenir Next" w:hAnsi="Avenir Next" w:cs="Avenir Next" w:eastAsia="Avenir Next"/>
+              <w:color w:val="5A5F66"/>
+              <w:sz w:val="15"/>
+              <w:szCs w:val="15"/>
+            </w:rPr>
+            <w:t xml:space="preserve">1</w:t>
+          </w:r>
+          <w:r>
+            <w:rPr>
+              <w:rFonts w:ascii="Avenir Next" w:hAnsi="Avenir Next" w:cs="Avenir Next" w:eastAsia="Avenir Next"/>
+              <w:color w:val="5A5F66"/>
+              <w:sz w:val="15"/>
+              <w:szCs w:val="15"/>
+            </w:rPr>
+            <w:fldChar w:fldCharType="end"/>
+          </w:r>
+          <w:r>
+            <w:rPr>
+              <w:rFonts w:ascii="Avenir Next" w:hAnsi="Avenir Next" w:cs="Avenir Next" w:eastAsia="Avenir Next"/>
+              <w:color w:val="5A5F66"/>
+              <w:sz w:val="15"/>
+              <w:szCs w:val="15"/>
+            </w:rPr>
+            <w:t xml:space="preserve"> of </w:t>
+          </w:r>
+          <w:r>
+            <w:rPr>
+              <w:rFonts w:ascii="Avenir Next" w:hAnsi="Avenir Next" w:cs="Avenir Next" w:eastAsia="Avenir Next"/>
+              <w:color w:val="5A5F66"/>
+              <w:sz w:val="15"/>
+              <w:szCs w:val="15"/>
+            </w:rPr>
+            <w:fldChar w:fldCharType="begin"/>
+          </w:r>
+          <w:r>
+            <w:rPr>
+              <w:rFonts w:ascii="Avenir Next" w:hAnsi="Avenir Next" w:cs="Avenir Next" w:eastAsia="Avenir Next"/>
+              <w:color w:val="5A5F66"/>
+              <w:sz w:val="15"/>
+              <w:szCs w:val="15"/>
+            </w:rPr>
+            <w:instrText xml:space="preserve"> NUMPAGES </w:instrText>
+          </w:r>
+          <w:r>
+            <w:rPr>
+              <w:rFonts w:ascii="Avenir Next" w:hAnsi="Avenir Next" w:cs="Avenir Next" w:eastAsia="Avenir Next"/>
+              <w:color w:val="5A5F66"/>
+              <w:sz w:val="15"/>
+              <w:szCs w:val="15"/>
+            </w:rPr>
+            <w:fldChar w:fldCharType="separate"/>
+          </w:r>
+          <w:r>
+            <w:rPr>
+              <w:rFonts w:ascii="Avenir Next" w:hAnsi="Avenir Next" w:cs="Avenir Next" w:eastAsia="Avenir Next"/>
+              <w:color w:val="5A5F66"/>
+              <w:sz w:val="15"/>
+              <w:szCs w:val="15"/>
+            </w:rPr>
+            <w:t xml:space="preserve">1</w:t>
+          </w:r>
+          <w:r>
+            <w:rPr>
+              <w:rFonts w:ascii="Avenir Next" w:hAnsi="Avenir Next" w:cs="Avenir Next" w:eastAsia="Avenir Next"/>
+              <w:color w:val="5A5F66"/>
+              <w:sz w:val="15"/>
+              <w:szCs w:val="15"/>
+            </w:rPr>
+            <w:fldChar w:fldCharType="end"/>
           </w:r>
         </w:p>
       </w:tc>
@@ -3988,5 +4109,23 @@
       </w:tblCellMar>
     </w:tblPr>
   </w:style>
+  <w:style w:type="paragraph" w:styleId="Heading1">
+    <w:name w:val="heading 1"/>
+    <w:basedOn w:val="Normal"/>
+    <w:pPr>
+      <w:outlineLvl w:val="0"/>
+      <w:keepNext w:val="0"/>
+      <w:keepLines w:val="0"/>
+    </w:pPr>
+  </w:style>
+  <w:style w:type="paragraph" w:styleId="Heading2">
+    <w:name w:val="heading 2"/>
+    <w:basedOn w:val="Normal"/>
+    <w:pPr>
+      <w:outlineLvl w:val="1"/>
+      <w:keepNext w:val="0"/>
+      <w:keepLines w:val="0"/>
+    </w:pPr>
+  </w:style>
 </w:styles>
 </file>